--- a/video-scripts/en/clc-social-video-script.docx
+++ b/video-scripts/en/clc-social-video-script.docx
@@ -15,7 +15,7 @@
         <w:pStyle w:val="Subtitle"/>
       </w:pPr>
       <w:r>
-        <w:t xml:space="preserve">Carpentry and apples story</w:t>
+        <w:t xml:space="preserve">Doctor and farmer story</w:t>
       </w:r>
     </w:p>
     <w:p>
@@ -23,10 +23,10 @@
         <w:pStyle w:val="Date"/>
       </w:pPr>
       <w:r>
-        <w:t xml:space="preserve">23 October 2026</w:t>
-      </w:r>
-    </w:p>
-    <w:bookmarkStart w:id="19" w:name="cosmo-local-credit-short-social-video"/>
+        <w:t xml:space="preserve">26 October 2026</w:t>
+      </w:r>
+    </w:p>
+    <w:bookmarkStart w:id="22" w:name="cosmo-local-credit-short-social-video"/>
     <w:p>
       <w:pPr>
         <w:pStyle w:val="Heading1"/>
@@ -98,7 +98,7 @@
         <w:t xml:space="preserve"> </w:t>
       </w:r>
       <w:r>
-        <w:t xml:space="preserve">Vertical-first social video, adaptable to square and widescreen</w:t>
+        <w:t xml:space="preserve">Social video using two side-by-side, mobile-width browser recordings</w:t>
       </w:r>
     </w:p>
     <w:p>
@@ -120,7 +120,7 @@
         <w:t xml:space="preserve"> </w:t>
       </w:r>
       <w:r>
-        <w:t xml:space="preserve">Warm, imaginative, practical, and inviting</w:t>
+        <w:t xml:space="preserve">Human, practical, warm, and easy to follow</w:t>
       </w:r>
     </w:p>
     <w:p>
@@ -142,7 +142,7 @@
         <w:t xml:space="preserve"> </w:t>
       </w:r>
       <w:r>
-        <w:t xml:space="preserve">Create a first voucher at</w:t>
+        <w:t xml:space="preserve">Explore what people offer and need at</w:t>
       </w:r>
       <w:r>
         <w:t xml:space="preserve"> </w:t>
@@ -154,12 +154,30 @@
         <w:t xml:space="preserve">cosmolocal.credit</w:t>
       </w:r>
     </w:p>
-    <w:bookmarkStart w:id="9" w:name="creative-direction"/>
+    <w:bookmarkStart w:id="9" w:name="the-story-in-one-sentence"/>
     <w:p>
       <w:pPr>
         <w:pStyle w:val="Heading2"/>
       </w:pPr>
       <w:r>
+        <w:t xml:space="preserve">The story in one sentence</w:t>
+      </w:r>
+    </w:p>
+    <w:p>
+      <w:pPr>
+        <w:pStyle w:val="FirstParagraph"/>
+      </w:pPr>
+      <w:r>
+        <w:t xml:space="preserve">A doctor needs fresh food, a farmer needs medical care, and Cosmo-Local Credit helps them make their offers visible and exchangeable.</w:t>
+      </w:r>
+    </w:p>
+    <w:bookmarkEnd w:id="9"/>
+    <w:bookmarkStart w:id="10" w:name="creative-direction"/>
+    <w:p>
+      <w:pPr>
+        <w:pStyle w:val="Heading2"/>
+      </w:pPr>
+      <w:r>
         <w:t xml:space="preserve">Creative direction</w:t>
       </w:r>
     </w:p>
@@ -168,7 +186,39 @@
         <w:pStyle w:val="FirstParagraph"/>
       </w:pPr>
       <w:r>
-        <w:t xml:space="preserve">Tell one continuous story: a carpenter offers useful work, an apple grower offers useful produce, and a Commitment Pool helps them exchange. Lead with real people and real work. Use short App recordings inside phone frames only when they make the story easier to understand.</w:t>
+        <w:t xml:space="preserve">Keep</w:t>
+      </w:r>
+      <w:r>
+        <w:t xml:space="preserve"> </w:t>
+      </w:r>
+      <w:r>
+        <w:rPr>
+          <w:b/>
+          <w:bCs/>
+        </w:rPr>
+        <w:t xml:space="preserve">DOCTOR — Dr. Amina</w:t>
+      </w:r>
+      <w:r>
+        <w:t xml:space="preserve"> </w:t>
+      </w:r>
+      <w:r>
+        <w:t xml:space="preserve">visible on one side and</w:t>
+      </w:r>
+      <w:r>
+        <w:t xml:space="preserve"> </w:t>
+      </w:r>
+      <w:r>
+        <w:rPr>
+          <w:b/>
+          <w:bCs/>
+        </w:rPr>
+        <w:t xml:space="preserve">FARMER — Kofi</w:t>
+      </w:r>
+      <w:r>
+        <w:t xml:space="preserve"> </w:t>
+      </w:r>
+      <w:r>
+        <w:t xml:space="preserve">on the other. Highlight only the active browser. The audience should always know whose screen they are watching.</w:t>
       </w:r>
     </w:p>
     <w:p>
@@ -176,819 +226,7 @@
         <w:pStyle w:val="BodyText"/>
       </w:pPr>
       <w:r>
-        <w:t xml:space="preserve">Avoid financial-market imagery, coins, trading charts, and unexplained technical language. The Market map is for discovery. The Pool is the place where approved vouchers are exchanged.</w:t>
-      </w:r>
-    </w:p>
-    <w:bookmarkEnd w:id="9"/>
-    <w:bookmarkStart w:id="16" w:name="script"/>
-    <w:p>
-      <w:pPr>
-        <w:pStyle w:val="Heading2"/>
-      </w:pPr>
-      <w:r>
-        <w:t xml:space="preserve">Script</w:t>
-      </w:r>
-    </w:p>
-    <w:bookmarkStart w:id="10" w:name="X27dcb8fae30df7e7b39812618feed1e98a1bdc2"/>
-    <w:p>
-      <w:pPr>
-        <w:pStyle w:val="Heading3"/>
-      </w:pPr>
-      <w:r>
-        <w:t xml:space="preserve">Scene 1 — What if your work could reach what you need?</w:t>
-      </w:r>
-    </w:p>
-    <w:p>
-      <w:pPr>
-        <w:pStyle w:val="FirstParagraph"/>
-      </w:pPr>
-      <w:r>
-        <w:rPr>
-          <w:b/>
-          <w:bCs/>
-        </w:rPr>
-        <w:t xml:space="preserve">Time:</w:t>
-      </w:r>
-      <w:r>
-        <w:t xml:space="preserve"> </w:t>
-      </w:r>
-      <w:r>
-        <w:t xml:space="preserve">0:00–0:12</w:t>
-      </w:r>
-    </w:p>
-    <w:p>
-      <w:pPr>
-        <w:pStyle w:val="BodyText"/>
-      </w:pPr>
-      <w:r>
-        <w:rPr>
-          <w:b/>
-          <w:bCs/>
-        </w:rPr>
-        <w:t xml:space="preserve">Visuals:</w:t>
-      </w:r>
-      <w:r>
-        <w:t xml:space="preserve"> </w:t>
-      </w:r>
-      <w:r>
-        <w:t xml:space="preserve">A carpenter measures timber, repairs a chair, and greets a neighbor. Cut to apples being picked and arranged at a nearby stall.</w:t>
-      </w:r>
-    </w:p>
-    <w:p>
-      <w:pPr>
-        <w:pStyle w:val="BodyText"/>
-      </w:pPr>
-      <w:r>
-        <w:rPr>
-          <w:b/>
-          <w:bCs/>
-        </w:rPr>
-        <w:t xml:space="preserve">Voiceover:</w:t>
-      </w:r>
-    </w:p>
-    <w:p>
-      <w:pPr>
-        <w:pStyle w:val="BlockText"/>
-      </w:pPr>
-      <w:r>
-        <w:t xml:space="preserve">Imagine being able to exchange what you offer for the things you need. That's the idea behind Cosmo-Local Credit.</w:t>
-      </w:r>
-    </w:p>
-    <w:p>
-      <w:pPr>
-        <w:pStyle w:val="FirstParagraph"/>
-      </w:pPr>
-      <w:r>
-        <w:rPr>
-          <w:b/>
-          <w:bCs/>
-        </w:rPr>
-        <w:t xml:space="preserve">On-screen text:</w:t>
-      </w:r>
-      <w:r>
-        <w:t xml:space="preserve"> </w:t>
-      </w:r>
-      <w:r>
-        <w:rPr>
-          <w:rStyle w:val="VerbatimChar"/>
-        </w:rPr>
-        <w:t xml:space="preserve">Offer what you have. Get what you need.</w:t>
-      </w:r>
-    </w:p>
-    <w:bookmarkEnd w:id="10"/>
-    <w:bookmarkStart w:id="11" w:name="scene-2--create-a-voucher"/>
-    <w:p>
-      <w:pPr>
-        <w:pStyle w:val="Heading3"/>
-      </w:pPr>
-      <w:r>
-        <w:t xml:space="preserve">Scene 2 — Create a voucher</w:t>
-      </w:r>
-    </w:p>
-    <w:p>
-      <w:pPr>
-        <w:pStyle w:val="FirstParagraph"/>
-      </w:pPr>
-      <w:r>
-        <w:rPr>
-          <w:b/>
-          <w:bCs/>
-        </w:rPr>
-        <w:t xml:space="preserve">Time:</w:t>
-      </w:r>
-      <w:r>
-        <w:t xml:space="preserve"> </w:t>
-      </w:r>
-      <w:r>
-        <w:t xml:space="preserve">0:12–0:38</w:t>
-      </w:r>
-    </w:p>
-    <w:p>
-      <w:pPr>
-        <w:pStyle w:val="BodyText"/>
-      </w:pPr>
-      <w:r>
-        <w:rPr>
-          <w:b/>
-          <w:bCs/>
-        </w:rPr>
-        <w:t xml:space="preserve">Visuals:</w:t>
-      </w:r>
-      <w:r>
-        <w:t xml:space="preserve"> </w:t>
-      </w:r>
-      <w:r>
-        <w:t xml:space="preserve">Open</w:t>
-      </w:r>
-      <w:r>
-        <w:t xml:space="preserve"> </w:t>
-      </w:r>
-      <w:r>
-        <w:rPr>
-          <w:b/>
-          <w:bCs/>
-        </w:rPr>
-        <w:t xml:space="preserve">Wallet</w:t>
-      </w:r>
-      <w:r>
-        <w:t xml:space="preserve"> </w:t>
-      </w:r>
-      <w:r>
-        <w:t xml:space="preserve">in the CLC App and tap</w:t>
-      </w:r>
-      <w:r>
-        <w:t xml:space="preserve"> </w:t>
-      </w:r>
-      <w:r>
-        <w:rPr>
-          <w:b/>
-          <w:bCs/>
-        </w:rPr>
-        <w:t xml:space="preserve">Create voucher</w:t>
-      </w:r>
-      <w:r>
-        <w:t xml:space="preserve">. Enter</w:t>
-      </w:r>
-      <w:r>
-        <w:t xml:space="preserve"> </w:t>
-      </w:r>
-      <w:r>
-        <w:rPr>
-          <w:b/>
-          <w:bCs/>
-        </w:rPr>
-        <w:t xml:space="preserve">Carpentry Voucher</w:t>
-      </w:r>
-      <w:r>
-        <w:t xml:space="preserve">, create 100 vouchers, and show a stated value of 1 KES. Briefly show the description and terms.</w:t>
-      </w:r>
-    </w:p>
-    <w:p>
-      <w:pPr>
-        <w:pStyle w:val="BodyText"/>
-      </w:pPr>
-      <w:r>
-        <w:rPr>
-          <w:b/>
-          <w:bCs/>
-        </w:rPr>
-        <w:t xml:space="preserve">Voiceover:</w:t>
-      </w:r>
-    </w:p>
-    <w:p>
-      <w:pPr>
-        <w:pStyle w:val="BlockText"/>
-      </w:pPr>
-      <w:r>
-        <w:t xml:space="preserve">Say you're a carpenter. You create a voucher for your work—much like your own gift card. Create one hundred and state that each represents one shilling toward eligible services. Ten can represent ten shillings, and half can represent fifty cents. Your first voucher is free to create.</w:t>
-      </w:r>
-    </w:p>
-    <w:p>
-      <w:pPr>
-        <w:pStyle w:val="FirstParagraph"/>
-      </w:pPr>
-      <w:r>
-        <w:rPr>
-          <w:b/>
-          <w:bCs/>
-        </w:rPr>
-        <w:t xml:space="preserve">On-screen text:</w:t>
-      </w:r>
-      <w:r>
-        <w:t xml:space="preserve"> </w:t>
-      </w:r>
-      <w:r>
-        <w:rPr>
-          <w:rStyle w:val="VerbatimChar"/>
-        </w:rPr>
-        <w:t xml:space="preserve">100 Carpentry Vouchers</w:t>
-      </w:r>
-      <w:r>
-        <w:t xml:space="preserve"> </w:t>
-      </w:r>
-      <w:r>
-        <w:t xml:space="preserve">·</w:t>
-      </w:r>
-      <w:r>
-        <w:t xml:space="preserve"> </w:t>
-      </w:r>
-      <w:r>
-        <w:rPr>
-          <w:rStyle w:val="VerbatimChar"/>
-        </w:rPr>
-        <w:t xml:space="preserve">1 voucher = 1 KES toward eligible services</w:t>
-      </w:r>
-    </w:p>
-    <w:bookmarkEnd w:id="11"/>
-    <w:bookmarkStart w:id="12" w:name="Xd0cb746e7673e58a9d2187cf54ca382a4c25f45"/>
-    <w:p>
-      <w:pPr>
-        <w:pStyle w:val="Heading3"/>
-      </w:pPr>
-      <w:r>
-        <w:t xml:space="preserve">Scene 3 — Publish what the voucher can be used for</w:t>
-      </w:r>
-    </w:p>
-    <w:p>
-      <w:pPr>
-        <w:pStyle w:val="FirstParagraph"/>
-      </w:pPr>
-      <w:r>
-        <w:rPr>
-          <w:b/>
-          <w:bCs/>
-        </w:rPr>
-        <w:t xml:space="preserve">Time:</w:t>
-      </w:r>
-      <w:r>
-        <w:t xml:space="preserve"> </w:t>
-      </w:r>
-      <w:r>
-        <w:t xml:space="preserve">0:38–0:58</w:t>
-      </w:r>
-    </w:p>
-    <w:p>
-      <w:pPr>
-        <w:pStyle w:val="BodyText"/>
-      </w:pPr>
-      <w:r>
-        <w:rPr>
-          <w:b/>
-          <w:bCs/>
-        </w:rPr>
-        <w:t xml:space="preserve">Visuals:</w:t>
-      </w:r>
-      <w:r>
-        <w:t xml:space="preserve"> </w:t>
-      </w:r>
-      <w:r>
-        <w:t xml:space="preserve">On the voucher page, tap</w:t>
-      </w:r>
-      <w:r>
-        <w:t xml:space="preserve"> </w:t>
-      </w:r>
-      <w:r>
-        <w:rPr>
-          <w:b/>
-          <w:bCs/>
-        </w:rPr>
-        <w:t xml:space="preserve">Add offering</w:t>
-      </w:r>
-      <w:r>
-        <w:t xml:space="preserve">. Add</w:t>
-      </w:r>
-      <w:r>
-        <w:t xml:space="preserve"> </w:t>
-      </w:r>
-      <w:r>
-        <w:rPr>
-          <w:b/>
-          <w:bCs/>
-        </w:rPr>
-        <w:t xml:space="preserve">Furniture repair</w:t>
-      </w:r>
-      <w:r>
-        <w:t xml:space="preserve">, choose</w:t>
-      </w:r>
-      <w:r>
-        <w:t xml:space="preserve"> </w:t>
-      </w:r>
-      <w:r>
-        <w:rPr>
-          <w:b/>
-          <w:bCs/>
-        </w:rPr>
-        <w:t xml:space="preserve">A service</w:t>
-      </w:r>
-      <w:r>
-        <w:t xml:space="preserve">, add a photo and price, and tap</w:t>
-      </w:r>
-      <w:r>
-        <w:t xml:space="preserve"> </w:t>
-      </w:r>
-      <w:r>
-        <w:rPr>
-          <w:b/>
-          <w:bCs/>
-        </w:rPr>
-        <w:t xml:space="preserve">Publish offering</w:t>
-      </w:r>
-      <w:r>
-        <w:t xml:space="preserve">. Open</w:t>
-      </w:r>
-      <w:r>
-        <w:t xml:space="preserve"> </w:t>
-      </w:r>
-      <w:r>
-        <w:rPr>
-          <w:b/>
-          <w:bCs/>
-        </w:rPr>
-        <w:t xml:space="preserve">Market</w:t>
-      </w:r>
-      <w:r>
-        <w:t xml:space="preserve"> </w:t>
-      </w:r>
-      <w:r>
-        <w:t xml:space="preserve">and tap the new voucher pin to reveal the Offering.</w:t>
-      </w:r>
-    </w:p>
-    <w:p>
-      <w:pPr>
-        <w:pStyle w:val="BodyText"/>
-      </w:pPr>
-      <w:r>
-        <w:rPr>
-          <w:b/>
-          <w:bCs/>
-        </w:rPr>
-        <w:t xml:space="preserve">Voiceover:</w:t>
-      </w:r>
-    </w:p>
-    <w:p>
-      <w:pPr>
-        <w:pStyle w:val="BlockText"/>
-      </w:pPr>
-      <w:r>
-        <w:t xml:space="preserve">Add an Offering that explains the service. Once the voucher and Offering are published, customers can find your voucher on the Market map, read the details, and contact you.</w:t>
-      </w:r>
-    </w:p>
-    <w:p>
-      <w:pPr>
-        <w:pStyle w:val="FirstParagraph"/>
-      </w:pPr>
-      <w:r>
-        <w:rPr>
-          <w:b/>
-          <w:bCs/>
-        </w:rPr>
-        <w:t xml:space="preserve">On-screen text:</w:t>
-      </w:r>
-      <w:r>
-        <w:t xml:space="preserve"> </w:t>
-      </w:r>
-      <w:r>
-        <w:rPr>
-          <w:rStyle w:val="VerbatimChar"/>
-        </w:rPr>
-        <w:t xml:space="preserve">Publish an Offering</w:t>
-      </w:r>
-      <w:r>
-        <w:t xml:space="preserve"> </w:t>
-      </w:r>
-      <w:r>
-        <w:t xml:space="preserve">·</w:t>
-      </w:r>
-      <w:r>
-        <w:t xml:space="preserve"> </w:t>
-      </w:r>
-      <w:r>
-        <w:rPr>
-          <w:rStyle w:val="VerbatimChar"/>
-        </w:rPr>
-        <w:t xml:space="preserve">Appear on the Market map</w:t>
-      </w:r>
-    </w:p>
-    <w:bookmarkEnd w:id="12"/>
-    <w:bookmarkStart w:id="13" w:name="scene-4--create-a-little-marketplace"/>
-    <w:p>
-      <w:pPr>
-        <w:pStyle w:val="Heading3"/>
-      </w:pPr>
-      <w:r>
-        <w:t xml:space="preserve">Scene 4 — Create a little marketplace</w:t>
-      </w:r>
-    </w:p>
-    <w:p>
-      <w:pPr>
-        <w:pStyle w:val="FirstParagraph"/>
-      </w:pPr>
-      <w:r>
-        <w:rPr>
-          <w:b/>
-          <w:bCs/>
-        </w:rPr>
-        <w:t xml:space="preserve">Time:</w:t>
-      </w:r>
-      <w:r>
-        <w:t xml:space="preserve"> </w:t>
-      </w:r>
-      <w:r>
-        <w:t xml:space="preserve">0:58–1:25</w:t>
-      </w:r>
-    </w:p>
-    <w:p>
-      <w:pPr>
-        <w:pStyle w:val="BodyText"/>
-      </w:pPr>
-      <w:r>
-        <w:rPr>
-          <w:b/>
-          <w:bCs/>
-        </w:rPr>
-        <w:t xml:space="preserve">Visuals:</w:t>
-      </w:r>
-      <w:r>
-        <w:t xml:space="preserve"> </w:t>
-      </w:r>
-      <w:r>
-        <w:t xml:space="preserve">Show the carpenter looking at apples. In the App, tap</w:t>
-      </w:r>
-      <w:r>
-        <w:t xml:space="preserve"> </w:t>
-      </w:r>
-      <w:r>
-        <w:rPr>
-          <w:b/>
-          <w:bCs/>
-        </w:rPr>
-        <w:t xml:space="preserve">Create pool</w:t>
-      </w:r>
-      <w:r>
-        <w:t xml:space="preserve">, publish the Pool, then open</w:t>
-      </w:r>
-      <w:r>
-        <w:t xml:space="preserve"> </w:t>
-      </w:r>
-      <w:r>
-        <w:rPr>
-          <w:b/>
-          <w:bCs/>
-        </w:rPr>
-        <w:t xml:space="preserve">Vouchers</w:t>
-      </w:r>
-      <w:r>
-        <w:t xml:space="preserve"> </w:t>
-      </w:r>
-      <w:r>
-        <w:t xml:space="preserve">and use</w:t>
-      </w:r>
-      <w:r>
-        <w:t xml:space="preserve"> </w:t>
-      </w:r>
-      <w:r>
-        <w:rPr>
-          <w:b/>
-          <w:bCs/>
-        </w:rPr>
-        <w:t xml:space="preserve">Approve voucher</w:t>
-      </w:r>
-      <w:r>
-        <w:t xml:space="preserve"> </w:t>
-      </w:r>
-      <w:r>
-        <w:t xml:space="preserve">for both Carpentry Voucher and Apple Voucher. Show the exchange rates, credit limits, and a</w:t>
-      </w:r>
-      <w:r>
-        <w:t xml:space="preserve"> </w:t>
-      </w:r>
-      <w:r>
-        <w:rPr>
-          <w:b/>
-          <w:bCs/>
-        </w:rPr>
-        <w:t xml:space="preserve">Deposit</w:t>
-      </w:r>
-      <w:r>
-        <w:t xml:space="preserve"> </w:t>
-      </w:r>
-      <w:r>
-        <w:t xml:space="preserve">of Carpentry Vouchers.</w:t>
-      </w:r>
-    </w:p>
-    <w:p>
-      <w:pPr>
-        <w:pStyle w:val="BodyText"/>
-      </w:pPr>
-      <w:r>
-        <w:rPr>
-          <w:b/>
-          <w:bCs/>
-        </w:rPr>
-        <w:t xml:space="preserve">Voiceover:</w:t>
-      </w:r>
-    </w:p>
-    <w:p>
-      <w:pPr>
-        <w:pStyle w:val="BlockText"/>
-      </w:pPr>
-      <w:r>
-        <w:t xml:space="preserve">Need apples? Your neighbor has an Apple Voucher. Create a Commitment Pool—a small, curated marketplace. Approve both vouchers, publish the rates and limits, and deposit Carpentry Vouchers for exchange.</w:t>
-      </w:r>
-    </w:p>
-    <w:p>
-      <w:pPr>
-        <w:pStyle w:val="FirstParagraph"/>
-      </w:pPr>
-      <w:r>
-        <w:rPr>
-          <w:b/>
-          <w:bCs/>
-        </w:rPr>
-        <w:t xml:space="preserve">On-screen text:</w:t>
-      </w:r>
-      <w:r>
-        <w:t xml:space="preserve"> </w:t>
-      </w:r>
-      <w:r>
-        <w:rPr>
-          <w:rStyle w:val="VerbatimChar"/>
-        </w:rPr>
-        <w:t xml:space="preserve">Create a Pool</w:t>
-      </w:r>
-      <w:r>
-        <w:t xml:space="preserve"> </w:t>
-      </w:r>
-      <w:r>
-        <w:t xml:space="preserve">·</w:t>
-      </w:r>
-      <w:r>
-        <w:t xml:space="preserve"> </w:t>
-      </w:r>
-      <w:r>
-        <w:rPr>
-          <w:rStyle w:val="VerbatimChar"/>
-        </w:rPr>
-        <w:t xml:space="preserve">Approve vouchers</w:t>
-      </w:r>
-      <w:r>
-        <w:t xml:space="preserve"> </w:t>
-      </w:r>
-      <w:r>
-        <w:t xml:space="preserve">·</w:t>
-      </w:r>
-      <w:r>
-        <w:t xml:space="preserve"> </w:t>
-      </w:r>
-      <w:r>
-        <w:rPr>
-          <w:rStyle w:val="VerbatimChar"/>
-        </w:rPr>
-        <w:t xml:space="preserve">Publish the rules</w:t>
-      </w:r>
-    </w:p>
-    <w:bookmarkEnd w:id="13"/>
-    <w:bookmarkStart w:id="14" w:name="scene-5--exchange-and-use"/>
-    <w:p>
-      <w:pPr>
-        <w:pStyle w:val="Heading3"/>
-      </w:pPr>
-      <w:r>
-        <w:t xml:space="preserve">Scene 5 — Exchange and use</w:t>
-      </w:r>
-    </w:p>
-    <w:p>
-      <w:pPr>
-        <w:pStyle w:val="FirstParagraph"/>
-      </w:pPr>
-      <w:r>
-        <w:rPr>
-          <w:b/>
-          <w:bCs/>
-        </w:rPr>
-        <w:t xml:space="preserve">Time:</w:t>
-      </w:r>
-      <w:r>
-        <w:t xml:space="preserve"> </w:t>
-      </w:r>
-      <w:r>
-        <w:t xml:space="preserve">1:25–1:45</w:t>
-      </w:r>
-    </w:p>
-    <w:p>
-      <w:pPr>
-        <w:pStyle w:val="BodyText"/>
-      </w:pPr>
-      <w:r>
-        <w:rPr>
-          <w:b/>
-          <w:bCs/>
-        </w:rPr>
-        <w:t xml:space="preserve">Visuals:</w:t>
-      </w:r>
-      <w:r>
-        <w:t xml:space="preserve"> </w:t>
-      </w:r>
-      <w:r>
-        <w:t xml:space="preserve">From the apple grower's account, tap</w:t>
-      </w:r>
-      <w:r>
-        <w:t xml:space="preserve"> </w:t>
-      </w:r>
-      <w:r>
-        <w:rPr>
-          <w:b/>
-          <w:bCs/>
-        </w:rPr>
-        <w:t xml:space="preserve">Swap</w:t>
-      </w:r>
-      <w:r>
-        <w:t xml:space="preserve">, send Apple Vouchers, review the quote and fees, and confirm. Show Carpentry Vouchers reaching the grower's Wallet and Apple Vouchers entering the Pool. From the Pool owner's controls, briefly show</w:t>
-      </w:r>
-      <w:r>
-        <w:t xml:space="preserve"> </w:t>
-      </w:r>
-      <w:r>
-        <w:rPr>
-          <w:b/>
-          <w:bCs/>
-        </w:rPr>
-        <w:t xml:space="preserve">Withdraw liquidity</w:t>
-      </w:r>
-      <w:r>
-        <w:t xml:space="preserve"> </w:t>
-      </w:r>
-      <w:r>
-        <w:t xml:space="preserve">moving available Apple Vouchers to the carpenter's Wallet.</w:t>
-      </w:r>
-    </w:p>
-    <w:p>
-      <w:pPr>
-        <w:pStyle w:val="BodyText"/>
-      </w:pPr>
-      <w:r>
-        <w:rPr>
-          <w:b/>
-          <w:bCs/>
-        </w:rPr>
-        <w:t xml:space="preserve">Voiceover:</w:t>
-      </w:r>
-    </w:p>
-    <w:p>
-      <w:pPr>
-        <w:pStyle w:val="BlockText"/>
-      </w:pPr>
-      <w:r>
-        <w:t xml:space="preserve">Your neighbor swaps Apple Vouchers for available Carpentry Vouchers. The Apple Vouchers enter the Pool. As Pool owner, use Withdraw liquidity to move an available amount to your Wallet. Now each of you can use the received vouchers with their issuer.</w:t>
-      </w:r>
-    </w:p>
-    <w:p>
-      <w:pPr>
-        <w:pStyle w:val="FirstParagraph"/>
-      </w:pPr>
-      <w:r>
-        <w:rPr>
-          <w:b/>
-          <w:bCs/>
-        </w:rPr>
-        <w:t xml:space="preserve">On-screen text:</w:t>
-      </w:r>
-      <w:r>
-        <w:t xml:space="preserve"> </w:t>
-      </w:r>
-      <w:r>
-        <w:rPr>
-          <w:rStyle w:val="VerbatimChar"/>
-        </w:rPr>
-        <w:t xml:space="preserve">Swap</w:t>
-      </w:r>
-      <w:r>
-        <w:t xml:space="preserve"> </w:t>
-      </w:r>
-      <w:r>
-        <w:t xml:space="preserve">·</w:t>
-      </w:r>
-      <w:r>
-        <w:t xml:space="preserve"> </w:t>
-      </w:r>
-      <w:r>
-        <w:rPr>
-          <w:rStyle w:val="VerbatimChar"/>
-        </w:rPr>
-        <w:t xml:space="preserve">Withdraw liquidity</w:t>
-      </w:r>
-      <w:r>
-        <w:t xml:space="preserve"> </w:t>
-      </w:r>
-      <w:r>
-        <w:t xml:space="preserve">·</w:t>
-      </w:r>
-      <w:r>
-        <w:t xml:space="preserve"> </w:t>
-      </w:r>
-      <w:r>
-        <w:rPr>
-          <w:rStyle w:val="VerbatimChar"/>
-        </w:rPr>
-        <w:t xml:space="preserve">Use with the issuer</w:t>
-      </w:r>
-    </w:p>
-    <w:bookmarkEnd w:id="14"/>
-    <w:bookmarkStart w:id="15" w:name="scene-6--let-the-network-grow"/>
-    <w:p>
-      <w:pPr>
-        <w:pStyle w:val="Heading3"/>
-      </w:pPr>
-      <w:r>
-        <w:t xml:space="preserve">Scene 6 — Let the network grow</w:t>
-      </w:r>
-    </w:p>
-    <w:p>
-      <w:pPr>
-        <w:pStyle w:val="FirstParagraph"/>
-      </w:pPr>
-      <w:r>
-        <w:rPr>
-          <w:b/>
-          <w:bCs/>
-        </w:rPr>
-        <w:t xml:space="preserve">Time:</w:t>
-      </w:r>
-      <w:r>
-        <w:t xml:space="preserve"> </w:t>
-      </w:r>
-      <w:r>
-        <w:t xml:space="preserve">1:45–1:58</w:t>
-      </w:r>
-    </w:p>
-    <w:p>
-      <w:pPr>
-        <w:pStyle w:val="BodyText"/>
-      </w:pPr>
-      <w:r>
-        <w:rPr>
-          <w:b/>
-          <w:bCs/>
-        </w:rPr>
-        <w:t xml:space="preserve">Visuals:</w:t>
-      </w:r>
-      <w:r>
-        <w:t xml:space="preserve"> </w:t>
-      </w:r>
-      <w:r>
-        <w:t xml:space="preserve">Add a baker, tailor, bicycle repairer, and community organization. Their voucher pins and Pool pins appear on the map and connect. End on the CLC logo and URL.</w:t>
-      </w:r>
-    </w:p>
-    <w:p>
-      <w:pPr>
-        <w:pStyle w:val="BodyText"/>
-      </w:pPr>
-      <w:r>
-        <w:rPr>
-          <w:b/>
-          <w:bCs/>
-        </w:rPr>
-        <w:t xml:space="preserve">Voiceover:</w:t>
-      </w:r>
-    </w:p>
-    <w:p>
-      <w:pPr>
-        <w:pStyle w:val="BlockText"/>
-      </w:pPr>
-      <w:r>
-        <w:t xml:space="preserve">Add a baker, tailor, or bicycle repairer, and more exchanges become possible. What do you have to offer? Create your first voucher at cosmolocal dot credit. Offer what you have; get what you need.</w:t>
-      </w:r>
-    </w:p>
-    <w:p>
-      <w:pPr>
-        <w:pStyle w:val="FirstParagraph"/>
-      </w:pPr>
-      <w:r>
-        <w:rPr>
-          <w:b/>
-          <w:bCs/>
-        </w:rPr>
-        <w:t xml:space="preserve">On-screen text:</w:t>
+        <w:t xml:space="preserve">Introduce each term only when the story needs it:</w:t>
       </w:r>
     </w:p>
     <w:p>
@@ -1000,10 +238,23 @@
         </w:numPr>
       </w:pPr>
       <w:r>
-        <w:rPr>
-          <w:rStyle w:val="VerbatimChar"/>
-        </w:rPr>
-        <w:t xml:space="preserve">Cosmo-Local Credit</w:t>
+        <w:t xml:space="preserve">A</w:t>
+      </w:r>
+      <w:r>
+        <w:t xml:space="preserve"> </w:t>
+      </w:r>
+      <w:r>
+        <w:rPr>
+          <w:b/>
+          <w:bCs/>
+        </w:rPr>
+        <w:t xml:space="preserve">Voucher</w:t>
+      </w:r>
+      <w:r>
+        <w:t xml:space="preserve"> </w:t>
+      </w:r>
+      <w:r>
+        <w:t xml:space="preserve">works much like a gift card from the person who provides the good or service.</w:t>
       </w:r>
     </w:p>
     <w:p>
@@ -1015,10 +266,23 @@
         </w:numPr>
       </w:pPr>
       <w:r>
-        <w:rPr>
-          <w:rStyle w:val="VerbatimChar"/>
-        </w:rPr>
-        <w:t xml:space="preserve">Offer what you have. Get what you need.</w:t>
+        <w:t xml:space="preserve">An</w:t>
+      </w:r>
+      <w:r>
+        <w:t xml:space="preserve"> </w:t>
+      </w:r>
+      <w:r>
+        <w:rPr>
+          <w:b/>
+          <w:bCs/>
+        </w:rPr>
+        <w:t xml:space="preserve">Offering</w:t>
+      </w:r>
+      <w:r>
+        <w:t xml:space="preserve"> </w:t>
+      </w:r>
+      <w:r>
+        <w:t xml:space="preserve">is a listing that explains what the Voucher can be used for and its price.</w:t>
       </w:r>
     </w:p>
     <w:p>
@@ -1030,15 +294,1535 @@
         </w:numPr>
       </w:pPr>
       <w:r>
+        <w:t xml:space="preserve">A</w:t>
+      </w:r>
+      <w:r>
+        <w:t xml:space="preserve"> </w:t>
+      </w:r>
+      <w:r>
+        <w:rPr>
+          <w:b/>
+          <w:bCs/>
+        </w:rPr>
+        <w:t xml:space="preserve">Want</w:t>
+      </w:r>
+      <w:r>
+        <w:t xml:space="preserve"> </w:t>
+      </w:r>
+      <w:r>
+        <w:t xml:space="preserve">is a public request for something a person needs.</w:t>
+      </w:r>
+    </w:p>
+    <w:p>
+      <w:pPr>
+        <w:pStyle w:val="Compact"/>
+        <w:numPr>
+          <w:ilvl w:val="0"/>
+          <w:numId w:val="1002"/>
+        </w:numPr>
+      </w:pPr>
+      <w:r>
+        <w:t xml:space="preserve">A</w:t>
+      </w:r>
+      <w:r>
+        <w:t xml:space="preserve"> </w:t>
+      </w:r>
+      <w:r>
+        <w:rPr>
+          <w:b/>
+          <w:bCs/>
+        </w:rPr>
+        <w:t xml:space="preserve">Commitment Pool</w:t>
+      </w:r>
+      <w:r>
+        <w:t xml:space="preserve"> </w:t>
+      </w:r>
+      <w:r>
+        <w:t xml:space="preserve">connects selected Vouchers under clear exchange rules.</w:t>
+      </w:r>
+    </w:p>
+    <w:p>
+      <w:pPr>
+        <w:pStyle w:val="FirstParagraph"/>
+      </w:pPr>
+      <w:r>
+        <w:t xml:space="preserve">Use short chapter cards:</w:t>
+      </w:r>
+      <w:r>
+        <w:t xml:space="preserve"> </w:t>
+      </w:r>
+      <w:r>
+        <w:rPr>
+          <w:b/>
+          <w:bCs/>
+        </w:rPr>
+        <w:t xml:space="preserve">CREATE</w:t>
+      </w:r>
+      <w:r>
+        <w:t xml:space="preserve">,</w:t>
+      </w:r>
+      <w:r>
+        <w:t xml:space="preserve"> </w:t>
+      </w:r>
+      <w:r>
+        <w:rPr>
+          <w:b/>
+          <w:bCs/>
+        </w:rPr>
+        <w:t xml:space="preserve">PREPARE</w:t>
+      </w:r>
+      <w:r>
+        <w:t xml:space="preserve">,</w:t>
+      </w:r>
+      <w:r>
+        <w:t xml:space="preserve"> </w:t>
+      </w:r>
+      <w:r>
+        <w:rPr>
+          <w:b/>
+          <w:bCs/>
+        </w:rPr>
+        <w:t xml:space="preserve">POST</w:t>
+      </w:r>
+      <w:r>
+        <w:t xml:space="preserve">,</w:t>
+      </w:r>
+      <w:r>
+        <w:t xml:space="preserve"> </w:t>
+      </w:r>
+      <w:r>
+        <w:rPr>
+          <w:b/>
+          <w:bCs/>
+        </w:rPr>
+        <w:t xml:space="preserve">FIND</w:t>
+      </w:r>
+      <w:r>
+        <w:t xml:space="preserve">,</w:t>
+      </w:r>
+      <w:r>
+        <w:t xml:space="preserve"> </w:t>
+      </w:r>
+      <w:r>
+        <w:rPr>
+          <w:b/>
+          <w:bCs/>
+        </w:rPr>
+        <w:t xml:space="preserve">EXCHANGE</w:t>
+      </w:r>
+      <w:r>
+        <w:t xml:space="preserve">, and</w:t>
+      </w:r>
+      <w:r>
+        <w:t xml:space="preserve"> </w:t>
+      </w:r>
+      <w:r>
+        <w:rPr>
+          <w:b/>
+          <w:bCs/>
+        </w:rPr>
+        <w:t xml:space="preserve">USE</w:t>
+      </w:r>
+      <w:r>
+        <w:t xml:space="preserve">. Avoid coins, loan imagery, trading charts, and unexplained financial language.</w:t>
+      </w:r>
+    </w:p>
+    <w:bookmarkEnd w:id="10"/>
+    <w:bookmarkStart w:id="19" w:name="script"/>
+    <w:p>
+      <w:pPr>
+        <w:pStyle w:val="Heading2"/>
+      </w:pPr>
+      <w:r>
+        <w:t xml:space="preserve">Script</w:t>
+      </w:r>
+    </w:p>
+    <w:bookmarkStart w:id="11" w:name="scene-1--two-people-two-needs"/>
+    <w:p>
+      <w:pPr>
+        <w:pStyle w:val="Heading3"/>
+      </w:pPr>
+      <w:r>
+        <w:t xml:space="preserve">Scene 1 — Two people, two needs</w:t>
+      </w:r>
+    </w:p>
+    <w:p>
+      <w:pPr>
+        <w:pStyle w:val="FirstParagraph"/>
+      </w:pPr>
+      <w:r>
+        <w:rPr>
+          <w:b/>
+          <w:bCs/>
+        </w:rPr>
+        <w:t xml:space="preserve">Time:</w:t>
+      </w:r>
+      <w:r>
+        <w:t xml:space="preserve"> </w:t>
+      </w:r>
+      <w:r>
+        <w:t xml:space="preserve">0:00–0:12</w:t>
+      </w:r>
+    </w:p>
+    <w:p>
+      <w:pPr>
+        <w:pStyle w:val="BodyText"/>
+      </w:pPr>
+      <w:r>
+        <w:rPr>
+          <w:b/>
+          <w:bCs/>
+        </w:rPr>
+        <w:t xml:space="preserve">Visuals:</w:t>
+      </w:r>
+      <w:r>
+        <w:t xml:space="preserve"> </w:t>
+      </w:r>
+      <w:r>
+        <w:t xml:space="preserve">Dr. Amina welcomes a patient. Kofi packs fresh produce. Bring up their two App screens side by side.</w:t>
+      </w:r>
+    </w:p>
+    <w:p>
+      <w:pPr>
+        <w:pStyle w:val="BodyText"/>
+      </w:pPr>
+      <w:r>
+        <w:rPr>
+          <w:b/>
+          <w:bCs/>
+        </w:rPr>
+        <w:t xml:space="preserve">Voiceover:</w:t>
+      </w:r>
+    </w:p>
+    <w:p>
+      <w:pPr>
+        <w:pStyle w:val="BlockText"/>
+      </w:pPr>
+      <w:r>
+        <w:t xml:space="preserve">Dr. Amina provides medical care. Kofi grows fresh food. Each needs something the other can offer. Cosmo-Local Credit helps them connect.</w:t>
+      </w:r>
+    </w:p>
+    <w:p>
+      <w:pPr>
+        <w:pStyle w:val="FirstParagraph"/>
+      </w:pPr>
+      <w:r>
+        <w:rPr>
+          <w:b/>
+          <w:bCs/>
+        </w:rPr>
+        <w:t xml:space="preserve">On-screen text:</w:t>
+      </w:r>
+      <w:r>
+        <w:t xml:space="preserve"> </w:t>
+      </w:r>
+      <w:r>
         <w:rPr>
           <w:rStyle w:val="VerbatimChar"/>
         </w:rPr>
+        <w:t xml:space="preserve">Offer what you have. Find what you need.</w:t>
+      </w:r>
+    </w:p>
+    <w:bookmarkEnd w:id="11"/>
+    <w:bookmarkStart w:id="12" w:name="X2047481b974339e9f2260e984dd43a446f904cc"/>
+    <w:p>
+      <w:pPr>
+        <w:pStyle w:val="Heading3"/>
+      </w:pPr>
+      <w:r>
+        <w:t xml:space="preserve">Scene 2 — Both people describe what they offer</w:t>
+      </w:r>
+    </w:p>
+    <w:p>
+      <w:pPr>
+        <w:pStyle w:val="FirstParagraph"/>
+      </w:pPr>
+      <w:r>
+        <w:rPr>
+          <w:b/>
+          <w:bCs/>
+        </w:rPr>
+        <w:t xml:space="preserve">Time:</w:t>
+      </w:r>
+      <w:r>
+        <w:t xml:space="preserve"> </w:t>
+      </w:r>
+      <w:r>
+        <w:t xml:space="preserve">0:12–0:32</w:t>
+      </w:r>
+    </w:p>
+    <w:p>
+      <w:pPr>
+        <w:pStyle w:val="BodyText"/>
+      </w:pPr>
+      <w:r>
+        <w:rPr>
+          <w:b/>
+          <w:bCs/>
+        </w:rPr>
+        <w:t xml:space="preserve">Visuals:</w:t>
+      </w:r>
+      <w:r>
+        <w:t xml:space="preserve"> </w:t>
+      </w:r>
+      <w:r>
+        <w:t xml:space="preserve">Highlight one pane at a time. Amina creates</w:t>
+      </w:r>
+      <w:r>
+        <w:t xml:space="preserve"> </w:t>
+      </w:r>
+      <w:r>
+        <w:rPr>
+          <w:b/>
+          <w:bCs/>
+        </w:rPr>
+        <w:t xml:space="preserve">Health Care Voucher</w:t>
+      </w:r>
+      <w:r>
+        <w:t xml:space="preserve"> </w:t>
+      </w:r>
+      <w:r>
+        <w:t xml:space="preserve">and a</w:t>
+      </w:r>
+      <w:r>
+        <w:t xml:space="preserve"> </w:t>
+      </w:r>
+      <w:r>
+        <w:rPr>
+          <w:b/>
+          <w:bCs/>
+        </w:rPr>
+        <w:t xml:space="preserve">Medical consultation</w:t>
+      </w:r>
+      <w:r>
+        <w:t xml:space="preserve"> </w:t>
+      </w:r>
+      <w:r>
+        <w:t xml:space="preserve">Offering priced at</w:t>
+      </w:r>
+      <w:r>
+        <w:t xml:space="preserve"> </w:t>
+      </w:r>
+      <w:r>
+        <w:rPr>
+          <w:rStyle w:val="VerbatimChar"/>
+        </w:rPr>
+        <w:t xml:space="preserve">USD 120</w:t>
+      </w:r>
+      <w:r>
+        <w:t xml:space="preserve">. Kofi creates</w:t>
+      </w:r>
+      <w:r>
+        <w:t xml:space="preserve"> </w:t>
+      </w:r>
+      <w:r>
+        <w:rPr>
+          <w:b/>
+          <w:bCs/>
+        </w:rPr>
+        <w:t xml:space="preserve">Food Basket Voucher</w:t>
+      </w:r>
+      <w:r>
+        <w:t xml:space="preserve"> </w:t>
+      </w:r>
+      <w:r>
+        <w:t xml:space="preserve">and a</w:t>
+      </w:r>
+      <w:r>
+        <w:t xml:space="preserve"> </w:t>
+      </w:r>
+      <w:r>
+        <w:rPr>
+          <w:b/>
+          <w:bCs/>
+        </w:rPr>
+        <w:t xml:space="preserve">Fresh food basket</w:t>
+      </w:r>
+      <w:r>
+        <w:t xml:space="preserve"> </w:t>
+      </w:r>
+      <w:r>
+        <w:t xml:space="preserve">Offering.</w:t>
+      </w:r>
+    </w:p>
+    <w:p>
+      <w:pPr>
+        <w:pStyle w:val="BodyText"/>
+      </w:pPr>
+      <w:r>
+        <w:rPr>
+          <w:b/>
+          <w:bCs/>
+        </w:rPr>
+        <w:t xml:space="preserve">Voiceover:</w:t>
+      </w:r>
+    </w:p>
+    <w:p>
+      <w:pPr>
+        <w:pStyle w:val="BlockText"/>
+      </w:pPr>
+      <w:r>
+        <w:t xml:space="preserve">Amina creates a Health Care Voucher, and Kofi creates a Food Basket Voucher. Each works much like a gift card from its provider. They also add Offerings that explain what their Vouchers can be used for.</w:t>
+      </w:r>
+    </w:p>
+    <w:p>
+      <w:pPr>
+        <w:pStyle w:val="FirstParagraph"/>
+      </w:pPr>
+      <w:r>
+        <w:rPr>
+          <w:b/>
+          <w:bCs/>
+        </w:rPr>
+        <w:t xml:space="preserve">On-screen text:</w:t>
+      </w:r>
+      <w:r>
+        <w:t xml:space="preserve"> </w:t>
+      </w:r>
+      <w:r>
+        <w:rPr>
+          <w:rStyle w:val="VerbatimChar"/>
+        </w:rPr>
+        <w:t xml:space="preserve">Health Care Voucher</w:t>
+      </w:r>
+      <w:r>
+        <w:t xml:space="preserve"> </w:t>
+      </w:r>
+      <w:r>
+        <w:t xml:space="preserve">·</w:t>
+      </w:r>
+      <w:r>
+        <w:t xml:space="preserve"> </w:t>
+      </w:r>
+      <w:r>
+        <w:rPr>
+          <w:rStyle w:val="VerbatimChar"/>
+        </w:rPr>
+        <w:t xml:space="preserve">Food Basket Voucher</w:t>
+      </w:r>
+    </w:p>
+    <w:bookmarkEnd w:id="12"/>
+    <w:bookmarkStart w:id="13" w:name="scene-3--amina-prepares-the-pool"/>
+    <w:p>
+      <w:pPr>
+        <w:pStyle w:val="Heading3"/>
+      </w:pPr>
+      <w:r>
+        <w:t xml:space="preserve">Scene 3 — Amina prepares the Pool</w:t>
+      </w:r>
+    </w:p>
+    <w:p>
+      <w:pPr>
+        <w:pStyle w:val="FirstParagraph"/>
+      </w:pPr>
+      <w:r>
+        <w:rPr>
+          <w:b/>
+          <w:bCs/>
+        </w:rPr>
+        <w:t xml:space="preserve">Time:</w:t>
+      </w:r>
+      <w:r>
+        <w:t xml:space="preserve"> </w:t>
+      </w:r>
+      <w:r>
+        <w:t xml:space="preserve">0:32–0:52</w:t>
+      </w:r>
+    </w:p>
+    <w:p>
+      <w:pPr>
+        <w:pStyle w:val="BodyText"/>
+      </w:pPr>
+      <w:r>
+        <w:rPr>
+          <w:b/>
+          <w:bCs/>
+        </w:rPr>
+        <w:t xml:space="preserve">Visuals:</w:t>
+      </w:r>
+      <w:r>
+        <w:t xml:space="preserve"> </w:t>
+      </w:r>
+      <w:r>
+        <w:t xml:space="preserve">Highlight Amina. Open</w:t>
+      </w:r>
+      <w:r>
+        <w:t xml:space="preserve"> </w:t>
+      </w:r>
+      <w:r>
+        <w:rPr>
+          <w:b/>
+          <w:bCs/>
+        </w:rPr>
+        <w:t xml:space="preserve">Health Care Pool</w:t>
+      </w:r>
+      <w:r>
+        <w:t xml:space="preserve">. Approve Health Care Voucher and use</w:t>
+      </w:r>
+      <w:r>
+        <w:t xml:space="preserve"> </w:t>
+      </w:r>
+      <w:r>
+        <w:rPr>
+          <w:b/>
+          <w:bCs/>
+        </w:rPr>
+        <w:t xml:space="preserve">Deposit</w:t>
+      </w:r>
+      <w:r>
+        <w:t xml:space="preserve"> </w:t>
+      </w:r>
+      <w:r>
+        <w:t xml:space="preserve">to add</w:t>
+      </w:r>
+      <w:r>
+        <w:t xml:space="preserve"> </w:t>
+      </w:r>
+      <w:r>
+        <w:rPr>
+          <w:rStyle w:val="VerbatimChar"/>
+        </w:rPr>
+        <w:t xml:space="preserve">200 MED</w:t>
+      </w:r>
+      <w:r>
+        <w:t xml:space="preserve">. Review Kofi's public Voucher and Offering. Under</w:t>
+      </w:r>
+      <w:r>
+        <w:t xml:space="preserve"> </w:t>
+      </w:r>
+      <w:r>
+        <w:rPr>
+          <w:b/>
+          <w:bCs/>
+        </w:rPr>
+        <w:t xml:space="preserve">Vouchers</w:t>
+      </w:r>
+      <w:r>
+        <w:t xml:space="preserve">, use</w:t>
+      </w:r>
+      <w:r>
+        <w:t xml:space="preserve"> </w:t>
+      </w:r>
+      <w:r>
+        <w:rPr>
+          <w:b/>
+          <w:bCs/>
+        </w:rPr>
+        <w:t xml:space="preserve">Approve voucher</w:t>
+      </w:r>
+      <w:r>
+        <w:t xml:space="preserve">, set the</w:t>
+      </w:r>
+      <w:r>
+        <w:t xml:space="preserve"> </w:t>
+      </w:r>
+      <w:r>
+        <w:rPr>
+          <w:b/>
+          <w:bCs/>
+        </w:rPr>
+        <w:t xml:space="preserve">Exchange rate</w:t>
+      </w:r>
+      <w:r>
+        <w:t xml:space="preserve">, and set a</w:t>
+      </w:r>
+      <w:r>
+        <w:t xml:space="preserve"> </w:t>
+      </w:r>
+      <w:r>
+        <w:rPr>
+          <w:rStyle w:val="VerbatimChar"/>
+        </w:rPr>
+        <w:t xml:space="preserve">USD 200</w:t>
+      </w:r>
+      <w:r>
+        <w:t xml:space="preserve"> </w:t>
+      </w:r>
+      <w:r>
+        <w:rPr>
+          <w:b/>
+          <w:bCs/>
+        </w:rPr>
+        <w:t xml:space="preserve">Credit limit</w:t>
+      </w:r>
+      <w:r>
+        <w:t xml:space="preserve"> </w:t>
+      </w:r>
+      <w:r>
+        <w:t xml:space="preserve">for</w:t>
+      </w:r>
+      <w:r>
+        <w:t xml:space="preserve"> </w:t>
+      </w:r>
+      <w:r>
+        <w:rPr>
+          <w:rStyle w:val="VerbatimChar"/>
+        </w:rPr>
+        <w:t xml:space="preserve">FOOD</w:t>
+      </w:r>
+      <w:r>
+        <w:t xml:space="preserve">.</w:t>
+      </w:r>
+    </w:p>
+    <w:p>
+      <w:pPr>
+        <w:pStyle w:val="BodyText"/>
+      </w:pPr>
+      <w:r>
+        <w:rPr>
+          <w:b/>
+          <w:bCs/>
+        </w:rPr>
+        <w:t xml:space="preserve">Voiceover:</w:t>
+      </w:r>
+    </w:p>
+    <w:p>
+      <w:pPr>
+        <w:pStyle w:val="BlockText"/>
+      </w:pPr>
+      <w:r>
+        <w:t xml:space="preserve">Amina prepares her Health Care Pool. She approves and deposits Health Care Vouchers. Then she reviews Kofi's Food Basket Voucher and approves it with a limit on how much the Pool may hold.</w:t>
+      </w:r>
+    </w:p>
+    <w:p>
+      <w:pPr>
+        <w:pStyle w:val="FirstParagraph"/>
+      </w:pPr>
+      <w:r>
+        <w:rPr>
+          <w:b/>
+          <w:bCs/>
+        </w:rPr>
+        <w:t xml:space="preserve">On-screen text:</w:t>
+      </w:r>
+      <w:r>
+        <w:t xml:space="preserve"> </w:t>
+      </w:r>
+      <w:r>
+        <w:rPr>
+          <w:rStyle w:val="VerbatimChar"/>
+        </w:rPr>
+        <w:t xml:space="preserve">Credit limit: USD 200</w:t>
+      </w:r>
+      <w:r>
+        <w:t xml:space="preserve"> </w:t>
+      </w:r>
+      <w:r>
+        <w:t xml:space="preserve">·</w:t>
+      </w:r>
+      <w:r>
+        <w:t xml:space="preserve"> </w:t>
+      </w:r>
+      <w:r>
+        <w:rPr>
+          <w:rStyle w:val="VerbatimChar"/>
+        </w:rPr>
+        <w:t xml:space="preserve">Maximum FOOD value the Pool may hold</w:t>
+      </w:r>
+    </w:p>
+    <w:bookmarkEnd w:id="13"/>
+    <w:bookmarkStart w:id="14" w:name="scene-4--amina-publishes-what-she-needs"/>
+    <w:p>
+      <w:pPr>
+        <w:pStyle w:val="Heading3"/>
+      </w:pPr>
+      <w:r>
+        <w:t xml:space="preserve">Scene 4 — Amina publishes what she needs</w:t>
+      </w:r>
+    </w:p>
+    <w:p>
+      <w:pPr>
+        <w:pStyle w:val="FirstParagraph"/>
+      </w:pPr>
+      <w:r>
+        <w:rPr>
+          <w:b/>
+          <w:bCs/>
+        </w:rPr>
+        <w:t xml:space="preserve">Time:</w:t>
+      </w:r>
+      <w:r>
+        <w:t xml:space="preserve"> </w:t>
+      </w:r>
+      <w:r>
+        <w:t xml:space="preserve">0:52–1:05</w:t>
+      </w:r>
+    </w:p>
+    <w:p>
+      <w:pPr>
+        <w:pStyle w:val="BodyText"/>
+      </w:pPr>
+      <w:r>
+        <w:rPr>
+          <w:b/>
+          <w:bCs/>
+        </w:rPr>
+        <w:t xml:space="preserve">Visuals:</w:t>
+      </w:r>
+      <w:r>
+        <w:t xml:space="preserve"> </w:t>
+      </w:r>
+      <w:r>
+        <w:t xml:space="preserve">In Amina's</w:t>
+      </w:r>
+      <w:r>
+        <w:t xml:space="preserve"> </w:t>
+      </w:r>
+      <w:r>
+        <w:rPr>
+          <w:b/>
+          <w:bCs/>
+        </w:rPr>
+        <w:t xml:space="preserve">Wallet</w:t>
+      </w:r>
+      <w:r>
+        <w:t xml:space="preserve">, open</w:t>
+      </w:r>
+      <w:r>
+        <w:t xml:space="preserve"> </w:t>
+      </w:r>
+      <w:r>
+        <w:rPr>
+          <w:b/>
+          <w:bCs/>
+        </w:rPr>
+        <w:t xml:space="preserve">My Wants</w:t>
+      </w:r>
+      <w:r>
+        <w:t xml:space="preserve"> </w:t>
+      </w:r>
+      <w:r>
+        <w:t xml:space="preserve">and</w:t>
+      </w:r>
+      <w:r>
+        <w:t xml:space="preserve"> </w:t>
+      </w:r>
+      <w:r>
+        <w:rPr>
+          <w:b/>
+          <w:bCs/>
+        </w:rPr>
+        <w:t xml:space="preserve">Create Want</w:t>
+      </w:r>
+      <w:r>
+        <w:t xml:space="preserve">. Publish</w:t>
+      </w:r>
+      <w:r>
+        <w:t xml:space="preserve"> </w:t>
+      </w:r>
+      <w:r>
+        <w:rPr>
+          <w:b/>
+          <w:bCs/>
+        </w:rPr>
+        <w:t xml:space="preserve">Fresh local food</w:t>
+      </w:r>
+      <w:r>
+        <w:t xml:space="preserve"> </w:t>
+      </w:r>
+      <w:r>
+        <w:t xml:space="preserve">with a location, tags, and a safe demonstration contact method.</w:t>
+      </w:r>
+    </w:p>
+    <w:p>
+      <w:pPr>
+        <w:pStyle w:val="BodyText"/>
+      </w:pPr>
+      <w:r>
+        <w:rPr>
+          <w:b/>
+          <w:bCs/>
+        </w:rPr>
+        <w:t xml:space="preserve">Voiceover:</w:t>
+      </w:r>
+    </w:p>
+    <w:p>
+      <w:pPr>
+        <w:pStyle w:val="BlockText"/>
+      </w:pPr>
+      <w:r>
+        <w:t xml:space="preserve">Amina then publishes a Want. This public request says that she is looking for fresh, locally grown food.</w:t>
+      </w:r>
+    </w:p>
+    <w:p>
+      <w:pPr>
+        <w:pStyle w:val="FirstParagraph"/>
+      </w:pPr>
+      <w:r>
+        <w:rPr>
+          <w:b/>
+          <w:bCs/>
+        </w:rPr>
+        <w:t xml:space="preserve">On-screen text:</w:t>
+      </w:r>
+      <w:r>
+        <w:t xml:space="preserve"> </w:t>
+      </w:r>
+      <w:r>
+        <w:rPr>
+          <w:rStyle w:val="VerbatimChar"/>
+        </w:rPr>
+        <w:t xml:space="preserve">Want: Fresh local food</w:t>
+      </w:r>
+    </w:p>
+    <w:bookmarkEnd w:id="14"/>
+    <w:bookmarkStart w:id="15" w:name="Xd86148678dbd197f978dc12b6da205970c2bfd7"/>
+    <w:p>
+      <w:pPr>
+        <w:pStyle w:val="Heading3"/>
+      </w:pPr>
+      <w:r>
+        <w:t xml:space="preserve">Scene 5 — Kofi finds the opportunity and exchanges</w:t>
+      </w:r>
+    </w:p>
+    <w:p>
+      <w:pPr>
+        <w:pStyle w:val="FirstParagraph"/>
+      </w:pPr>
+      <w:r>
+        <w:rPr>
+          <w:b/>
+          <w:bCs/>
+        </w:rPr>
+        <w:t xml:space="preserve">Time:</w:t>
+      </w:r>
+      <w:r>
+        <w:t xml:space="preserve"> </w:t>
+      </w:r>
+      <w:r>
+        <w:t xml:space="preserve">1:05–1:27</w:t>
+      </w:r>
+    </w:p>
+    <w:p>
+      <w:pPr>
+        <w:pStyle w:val="BodyText"/>
+      </w:pPr>
+      <w:r>
+        <w:rPr>
+          <w:b/>
+          <w:bCs/>
+        </w:rPr>
+        <w:t xml:space="preserve">Visuals:</w:t>
+      </w:r>
+      <w:r>
+        <w:t xml:space="preserve"> </w:t>
+      </w:r>
+      <w:r>
+        <w:t xml:space="preserve">Highlight Kofi. Open</w:t>
+      </w:r>
+      <w:r>
+        <w:t xml:space="preserve"> </w:t>
+      </w:r>
+      <w:r>
+        <w:rPr>
+          <w:b/>
+          <w:bCs/>
+        </w:rPr>
+        <w:t xml:space="preserve">Market</w:t>
+      </w:r>
+      <w:r>
+        <w:t xml:space="preserve">, choose</w:t>
+      </w:r>
+      <w:r>
+        <w:t xml:space="preserve"> </w:t>
+      </w:r>
+      <w:r>
+        <w:rPr>
+          <w:b/>
+          <w:bCs/>
+        </w:rPr>
+        <w:t xml:space="preserve">Wants</w:t>
+      </w:r>
+      <w:r>
+        <w:t xml:space="preserve">, and use</w:t>
+      </w:r>
+      <w:r>
+        <w:t xml:space="preserve"> </w:t>
+      </w:r>
+      <w:r>
+        <w:rPr>
+          <w:b/>
+          <w:bCs/>
+        </w:rPr>
+        <w:t xml:space="preserve">Search Wants</w:t>
+      </w:r>
+      <w:r>
+        <w:t xml:space="preserve">. Open Amina's Want, then inspect her Health Care Voucher, Medical consultation Offering, and Health Care Pool. Open the Pool's</w:t>
+      </w:r>
+      <w:r>
+        <w:t xml:space="preserve"> </w:t>
+      </w:r>
+      <w:r>
+        <w:rPr>
+          <w:b/>
+          <w:bCs/>
+        </w:rPr>
+        <w:t xml:space="preserve">Credit</w:t>
+      </w:r>
+      <w:r>
+        <w:t xml:space="preserve"> </w:t>
+      </w:r>
+      <w:r>
+        <w:t xml:space="preserve">tab and show</w:t>
+      </w:r>
+      <w:r>
+        <w:t xml:space="preserve"> </w:t>
+      </w:r>
+      <w:r>
+        <w:rPr>
+          <w:rStyle w:val="VerbatimChar"/>
+        </w:rPr>
+        <w:t xml:space="preserve">200.00 of 200.00 USD available credit</w:t>
+      </w:r>
+      <w:r>
+        <w:t xml:space="preserve"> </w:t>
+      </w:r>
+      <w:r>
+        <w:t xml:space="preserve">for Food Basket Voucher. Select</w:t>
+      </w:r>
+      <w:r>
+        <w:t xml:space="preserve"> </w:t>
+      </w:r>
+      <w:r>
+        <w:rPr>
+          <w:b/>
+          <w:bCs/>
+        </w:rPr>
+        <w:t xml:space="preserve">Swap</w:t>
+      </w:r>
+      <w:r>
+        <w:t xml:space="preserve">, with</w:t>
+      </w:r>
+      <w:r>
+        <w:t xml:space="preserve"> </w:t>
+      </w:r>
+      <w:r>
+        <w:rPr>
+          <w:rStyle w:val="VerbatimChar"/>
+        </w:rPr>
+        <w:t xml:space="preserve">MED</w:t>
+      </w:r>
+      <w:r>
+        <w:t xml:space="preserve"> </w:t>
+      </w:r>
+      <w:r>
+        <w:t xml:space="preserve">under</w:t>
+      </w:r>
+      <w:r>
+        <w:t xml:space="preserve"> </w:t>
+      </w:r>
+      <w:r>
+        <w:rPr>
+          <w:b/>
+          <w:bCs/>
+        </w:rPr>
+        <w:t xml:space="preserve">You receive</w:t>
+      </w:r>
+      <w:r>
+        <w:t xml:space="preserve"> </w:t>
+      </w:r>
+      <w:r>
+        <w:t xml:space="preserve">and</w:t>
+      </w:r>
+      <w:r>
+        <w:t xml:space="preserve"> </w:t>
+      </w:r>
+      <w:r>
+        <w:rPr>
+          <w:rStyle w:val="VerbatimChar"/>
+        </w:rPr>
+        <w:t xml:space="preserve">FOOD</w:t>
+      </w:r>
+      <w:r>
+        <w:t xml:space="preserve"> </w:t>
+      </w:r>
+      <w:r>
+        <w:t xml:space="preserve">under</w:t>
+      </w:r>
+      <w:r>
+        <w:t xml:space="preserve"> </w:t>
+      </w:r>
+      <w:r>
+        <w:rPr>
+          <w:b/>
+          <w:bCs/>
+        </w:rPr>
+        <w:t xml:space="preserve">You send</w:t>
+      </w:r>
+      <w:r>
+        <w:t xml:space="preserve">.</w:t>
+      </w:r>
+    </w:p>
+    <w:p>
+      <w:pPr>
+        <w:pStyle w:val="BodyText"/>
+      </w:pPr>
+      <w:r>
+        <w:rPr>
+          <w:b/>
+          <w:bCs/>
+        </w:rPr>
+        <w:t xml:space="preserve">Voiceover:</w:t>
+      </w:r>
+    </w:p>
+    <w:p>
+      <w:pPr>
+        <w:pStyle w:val="BlockText"/>
+      </w:pPr>
+      <w:r>
+        <w:t xml:space="preserve">Kofi finds Amina's request, sees the care she offers, and opens her Pool. It already shows available credit for his Food Basket Voucher. This means the Pool will currently accept it. It is not a loan. Kofi exchanges for enough Health Care Vouchers for a consultation.</w:t>
+      </w:r>
+    </w:p>
+    <w:p>
+      <w:pPr>
+        <w:pStyle w:val="FirstParagraph"/>
+      </w:pPr>
+      <w:r>
+        <w:rPr>
+          <w:b/>
+          <w:bCs/>
+        </w:rPr>
+        <w:t xml:space="preserve">On-screen text:</w:t>
+      </w:r>
+      <w:r>
+        <w:t xml:space="preserve"> </w:t>
+      </w:r>
+      <w:r>
+        <w:rPr>
+          <w:rStyle w:val="VerbatimChar"/>
+        </w:rPr>
+        <w:t xml:space="preserve">Available Pool credit for FOOD</w:t>
+      </w:r>
+      <w:r>
+        <w:t xml:space="preserve"> </w:t>
+      </w:r>
+      <w:r>
+        <w:t xml:space="preserve">·</w:t>
+      </w:r>
+      <w:r>
+        <w:t xml:space="preserve"> </w:t>
+      </w:r>
+      <w:r>
+        <w:rPr>
+          <w:rStyle w:val="VerbatimChar"/>
+        </w:rPr>
+        <w:t xml:space="preserve">FOOD → MED</w:t>
+      </w:r>
+    </w:p>
+    <w:bookmarkEnd w:id="15"/>
+    <w:bookmarkStart w:id="16" w:name="scene-6--kofi-arranges-and-pays-for-care"/>
+    <w:p>
+      <w:pPr>
+        <w:pStyle w:val="Heading3"/>
+      </w:pPr>
+      <w:r>
+        <w:t xml:space="preserve">Scene 6 — Kofi arranges and pays for care</w:t>
+      </w:r>
+    </w:p>
+    <w:p>
+      <w:pPr>
+        <w:pStyle w:val="FirstParagraph"/>
+      </w:pPr>
+      <w:r>
+        <w:rPr>
+          <w:b/>
+          <w:bCs/>
+        </w:rPr>
+        <w:t xml:space="preserve">Time:</w:t>
+      </w:r>
+      <w:r>
+        <w:t xml:space="preserve"> </w:t>
+      </w:r>
+      <w:r>
+        <w:t xml:space="preserve">1:27–1:43</w:t>
+      </w:r>
+    </w:p>
+    <w:p>
+      <w:pPr>
+        <w:pStyle w:val="BodyText"/>
+      </w:pPr>
+      <w:r>
+        <w:rPr>
+          <w:b/>
+          <w:bCs/>
+        </w:rPr>
+        <w:t xml:space="preserve">Visuals:</w:t>
+      </w:r>
+      <w:r>
+        <w:t xml:space="preserve"> </w:t>
+      </w:r>
+      <w:r>
+        <w:t xml:space="preserve">In Kofi's</w:t>
+      </w:r>
+      <w:r>
+        <w:t xml:space="preserve"> </w:t>
+      </w:r>
+      <w:r>
+        <w:rPr>
+          <w:b/>
+          <w:bCs/>
+        </w:rPr>
+        <w:t xml:space="preserve">Wallet</w:t>
+      </w:r>
+      <w:r>
+        <w:t xml:space="preserve">, open Health Care Voucher and use its public</w:t>
+      </w:r>
+      <w:r>
+        <w:t xml:space="preserve"> </w:t>
+      </w:r>
+      <w:r>
+        <w:rPr>
+          <w:b/>
+          <w:bCs/>
+        </w:rPr>
+        <w:t xml:space="preserve">Call</w:t>
+      </w:r>
+      <w:r>
+        <w:t xml:space="preserve"> </w:t>
+      </w:r>
+      <w:r>
+        <w:t xml:space="preserve">or other contact action to arrange an appointment. After the visit, select</w:t>
+      </w:r>
+      <w:r>
+        <w:t xml:space="preserve"> </w:t>
+      </w:r>
+      <w:r>
+        <w:rPr>
+          <w:b/>
+          <w:bCs/>
+        </w:rPr>
+        <w:t xml:space="preserve">Redeem</w:t>
+      </w:r>
+      <w:r>
+        <w:t xml:space="preserve">, enter</w:t>
+      </w:r>
+      <w:r>
+        <w:t xml:space="preserve"> </w:t>
+      </w:r>
+      <w:r>
+        <w:rPr>
+          <w:rStyle w:val="VerbatimChar"/>
+        </w:rPr>
+        <w:t xml:space="preserve">120 MED</w:t>
+      </w:r>
+      <w:r>
+        <w:t xml:space="preserve">, complete</w:t>
+      </w:r>
+      <w:r>
+        <w:t xml:space="preserve"> </w:t>
+      </w:r>
+      <w:r>
+        <w:rPr>
+          <w:b/>
+          <w:bCs/>
+        </w:rPr>
+        <w:t xml:space="preserve">Send</w:t>
+      </w:r>
+      <w:r>
+        <w:t xml:space="preserve"> </w:t>
+      </w:r>
+      <w:r>
+        <w:t xml:space="preserve">and</w:t>
+      </w:r>
+      <w:r>
+        <w:t xml:space="preserve"> </w:t>
+      </w:r>
+      <w:r>
+        <w:rPr>
+          <w:b/>
+          <w:bCs/>
+        </w:rPr>
+        <w:t xml:space="preserve">Confirm and send</w:t>
+      </w:r>
+      <w:r>
+        <w:t xml:space="preserve">, and show the</w:t>
+      </w:r>
+      <w:r>
+        <w:t xml:space="preserve"> </w:t>
+      </w:r>
+      <w:r>
+        <w:rPr>
+          <w:b/>
+          <w:bCs/>
+        </w:rPr>
+        <w:t xml:space="preserve">Sent</w:t>
+      </w:r>
+      <w:r>
+        <w:t xml:space="preserve"> </w:t>
+      </w:r>
+      <w:r>
+        <w:t xml:space="preserve">receipt.</w:t>
+      </w:r>
+    </w:p>
+    <w:p>
+      <w:pPr>
+        <w:pStyle w:val="BodyText"/>
+      </w:pPr>
+      <w:r>
+        <w:rPr>
+          <w:b/>
+          <w:bCs/>
+        </w:rPr>
+        <w:t xml:space="preserve">Voiceover:</w:t>
+      </w:r>
+    </w:p>
+    <w:p>
+      <w:pPr>
+        <w:pStyle w:val="BlockText"/>
+      </w:pPr>
+      <w:r>
+        <w:t xml:space="preserve">Kofi uses the Health Care Voucher contact to arrange an appointment. After receiving care, he selects Redeem and sends the Vouchers back to Amina, who issued them.</w:t>
+      </w:r>
+    </w:p>
+    <w:p>
+      <w:pPr>
+        <w:pStyle w:val="FirstParagraph"/>
+      </w:pPr>
+      <w:r>
+        <w:rPr>
+          <w:b/>
+          <w:bCs/>
+        </w:rPr>
+        <w:t xml:space="preserve">On-screen text:</w:t>
+      </w:r>
+      <w:r>
+        <w:t xml:space="preserve"> </w:t>
+      </w:r>
+      <w:r>
+        <w:rPr>
+          <w:rStyle w:val="VerbatimChar"/>
+        </w:rPr>
+        <w:t xml:space="preserve">Arrange directly</w:t>
+      </w:r>
+      <w:r>
+        <w:t xml:space="preserve"> </w:t>
+      </w:r>
+      <w:r>
+        <w:t xml:space="preserve">·</w:t>
+      </w:r>
+      <w:r>
+        <w:t xml:space="preserve"> </w:t>
+      </w:r>
+      <w:r>
+        <w:rPr>
+          <w:rStyle w:val="VerbatimChar"/>
+        </w:rPr>
+        <w:t xml:space="preserve">Redeem 120 MED to the issuer</w:t>
+      </w:r>
+    </w:p>
+    <w:bookmarkEnd w:id="16"/>
+    <w:bookmarkStart w:id="17" w:name="scene-7--amina-exchanges-for-food"/>
+    <w:p>
+      <w:pPr>
+        <w:pStyle w:val="Heading3"/>
+      </w:pPr>
+      <w:r>
+        <w:t xml:space="preserve">Scene 7 — Amina exchanges for food</w:t>
+      </w:r>
+    </w:p>
+    <w:p>
+      <w:pPr>
+        <w:pStyle w:val="FirstParagraph"/>
+      </w:pPr>
+      <w:r>
+        <w:rPr>
+          <w:b/>
+          <w:bCs/>
+        </w:rPr>
+        <w:t xml:space="preserve">Time:</w:t>
+      </w:r>
+      <w:r>
+        <w:t xml:space="preserve"> </w:t>
+      </w:r>
+      <w:r>
+        <w:t xml:space="preserve">1:43–1:55</w:t>
+      </w:r>
+    </w:p>
+    <w:p>
+      <w:pPr>
+        <w:pStyle w:val="BodyText"/>
+      </w:pPr>
+      <w:r>
+        <w:rPr>
+          <w:b/>
+          <w:bCs/>
+        </w:rPr>
+        <w:t xml:space="preserve">Visuals:</w:t>
+      </w:r>
+      <w:r>
+        <w:t xml:space="preserve"> </w:t>
+      </w:r>
+      <w:r>
+        <w:t xml:space="preserve">Highlight Amina. Show the returned</w:t>
+      </w:r>
+      <w:r>
+        <w:t xml:space="preserve"> </w:t>
+      </w:r>
+      <w:r>
+        <w:rPr>
+          <w:rStyle w:val="VerbatimChar"/>
+        </w:rPr>
+        <w:t xml:space="preserve">MED</w:t>
+      </w:r>
+      <w:r>
+        <w:t xml:space="preserve">, then</w:t>
+      </w:r>
+      <w:r>
+        <w:t xml:space="preserve"> </w:t>
+      </w:r>
+      <w:r>
+        <w:rPr>
+          <w:b/>
+          <w:bCs/>
+        </w:rPr>
+        <w:t xml:space="preserve">Swap</w:t>
+      </w:r>
+      <w:r>
+        <w:t xml:space="preserve"> </w:t>
+      </w:r>
+      <w:r>
+        <w:t xml:space="preserve">them for</w:t>
+      </w:r>
+      <w:r>
+        <w:t xml:space="preserve"> </w:t>
+      </w:r>
+      <w:r>
+        <w:rPr>
+          <w:rStyle w:val="VerbatimChar"/>
+        </w:rPr>
+        <w:t xml:space="preserve">FOOD</w:t>
+      </w:r>
+      <w:r>
+        <w:t xml:space="preserve">. Open Food Basket Voucher, select</w:t>
+      </w:r>
+      <w:r>
+        <w:t xml:space="preserve"> </w:t>
+      </w:r>
+      <w:r>
+        <w:rPr>
+          <w:b/>
+          <w:bCs/>
+        </w:rPr>
+        <w:t xml:space="preserve">Redeem</w:t>
+      </w:r>
+      <w:r>
+        <w:t xml:space="preserve">, and complete the send. On the receipt, open</w:t>
+      </w:r>
+      <w:r>
+        <w:t xml:space="preserve"> </w:t>
+      </w:r>
+      <w:r>
+        <w:rPr>
+          <w:b/>
+          <w:bCs/>
+        </w:rPr>
+        <w:t xml:space="preserve">Add a message or place an order</w:t>
+      </w:r>
+      <w:r>
+        <w:t xml:space="preserve">, select</w:t>
+      </w:r>
+      <w:r>
+        <w:t xml:space="preserve"> </w:t>
+      </w:r>
+      <w:r>
+        <w:rPr>
+          <w:b/>
+          <w:bCs/>
+        </w:rPr>
+        <w:t xml:space="preserve">Fresh food basket</w:t>
+      </w:r>
+      <w:r>
+        <w:t xml:space="preserve"> </w:t>
+      </w:r>
+      <w:r>
+        <w:t xml:space="preserve">under</w:t>
+      </w:r>
+      <w:r>
+        <w:t xml:space="preserve"> </w:t>
+      </w:r>
+      <w:r>
+        <w:rPr>
+          <w:b/>
+          <w:bCs/>
+        </w:rPr>
+        <w:t xml:space="preserve">Order (optional)</w:t>
+      </w:r>
+      <w:r>
+        <w:t xml:space="preserve">, write a delivery request, share</w:t>
+      </w:r>
+      <w:r>
+        <w:t xml:space="preserve"> </w:t>
+      </w:r>
+      <w:r>
+        <w:rPr>
+          <w:b/>
+          <w:bCs/>
+        </w:rPr>
+        <w:t xml:space="preserve">Location</w:t>
+      </w:r>
+      <w:r>
+        <w:t xml:space="preserve">, and select</w:t>
+      </w:r>
+      <w:r>
+        <w:t xml:space="preserve"> </w:t>
+      </w:r>
+      <w:r>
+        <w:rPr>
+          <w:b/>
+          <w:bCs/>
+        </w:rPr>
+        <w:t xml:space="preserve">Share</w:t>
+      </w:r>
+      <w:r>
+        <w:t xml:space="preserve">.</w:t>
+      </w:r>
+    </w:p>
+    <w:p>
+      <w:pPr>
+        <w:pStyle w:val="BodyText"/>
+      </w:pPr>
+      <w:r>
+        <w:rPr>
+          <w:b/>
+          <w:bCs/>
+        </w:rPr>
+        <w:t xml:space="preserve">Voiceover:</w:t>
+      </w:r>
+    </w:p>
+    <w:p>
+      <w:pPr>
+        <w:pStyle w:val="BlockText"/>
+      </w:pPr>
+      <w:r>
+        <w:t xml:space="preserve">Because Amina is ready to provide more care, she offers the returned Vouchers again and exchanges them for Food Basket Vouchers. She redeems those Vouchers and privately requests delivery from Kofi.</w:t>
+      </w:r>
+    </w:p>
+    <w:p>
+      <w:pPr>
+        <w:pStyle w:val="FirstParagraph"/>
+      </w:pPr>
+      <w:r>
+        <w:rPr>
+          <w:b/>
+          <w:bCs/>
+        </w:rPr>
+        <w:t xml:space="preserve">On-screen text:</w:t>
+      </w:r>
+      <w:r>
+        <w:t xml:space="preserve"> </w:t>
+      </w:r>
+      <w:r>
+        <w:rPr>
+          <w:rStyle w:val="VerbatimChar"/>
+        </w:rPr>
+        <w:t xml:space="preserve">MED → FOOD</w:t>
+      </w:r>
+      <w:r>
+        <w:t xml:space="preserve"> </w:t>
+      </w:r>
+      <w:r>
+        <w:t xml:space="preserve">·</w:t>
+      </w:r>
+      <w:r>
+        <w:t xml:space="preserve"> </w:t>
+      </w:r>
+      <w:r>
+        <w:rPr>
+          <w:rStyle w:val="VerbatimChar"/>
+        </w:rPr>
+        <w:t xml:space="preserve">Private delivery request</w:t>
+      </w:r>
+    </w:p>
+    <w:bookmarkEnd w:id="17"/>
+    <w:bookmarkStart w:id="18" w:name="scene-8--invitation"/>
+    <w:p>
+      <w:pPr>
+        <w:pStyle w:val="Heading3"/>
+      </w:pPr>
+      <w:r>
+        <w:t xml:space="preserve">Scene 8 — Invitation</w:t>
+      </w:r>
+    </w:p>
+    <w:p>
+      <w:pPr>
+        <w:pStyle w:val="FirstParagraph"/>
+      </w:pPr>
+      <w:r>
+        <w:rPr>
+          <w:b/>
+          <w:bCs/>
+        </w:rPr>
+        <w:t xml:space="preserve">Time:</w:t>
+      </w:r>
+      <w:r>
+        <w:t xml:space="preserve"> </w:t>
+      </w:r>
+      <w:r>
+        <w:t xml:space="preserve">1:55–1:58</w:t>
+      </w:r>
+    </w:p>
+    <w:p>
+      <w:pPr>
+        <w:pStyle w:val="BodyText"/>
+      </w:pPr>
+      <w:r>
+        <w:rPr>
+          <w:b/>
+          <w:bCs/>
+        </w:rPr>
+        <w:t xml:space="preserve">Visuals:</w:t>
+      </w:r>
+      <w:r>
+        <w:t xml:space="preserve"> </w:t>
+      </w:r>
+      <w:r>
+        <w:t xml:space="preserve">Show both people, the CLC logo, and the URL.</w:t>
+      </w:r>
+    </w:p>
+    <w:p>
+      <w:pPr>
+        <w:pStyle w:val="BodyText"/>
+      </w:pPr>
+      <w:r>
+        <w:rPr>
+          <w:b/>
+          <w:bCs/>
+        </w:rPr>
+        <w:t xml:space="preserve">Voiceover:</w:t>
+      </w:r>
+    </w:p>
+    <w:p>
+      <w:pPr>
+        <w:pStyle w:val="BlockText"/>
+      </w:pPr>
+      <w:r>
+        <w:t xml:space="preserve">What can you offer?</w:t>
+      </w:r>
+    </w:p>
+    <w:p>
+      <w:pPr>
+        <w:pStyle w:val="FirstParagraph"/>
+      </w:pPr>
+      <w:r>
+        <w:rPr>
+          <w:b/>
+          <w:bCs/>
+        </w:rPr>
+        <w:t xml:space="preserve">On-screen text:</w:t>
+      </w:r>
+      <w:r>
+        <w:t xml:space="preserve"> </w:t>
+      </w:r>
+      <w:r>
+        <w:rPr>
+          <w:rStyle w:val="VerbatimChar"/>
+        </w:rPr>
         <w:t xml:space="preserve">cosmolocal.credit</w:t>
       </w:r>
     </w:p>
-    <w:bookmarkEnd w:id="15"/>
-    <w:bookmarkEnd w:id="16"/>
-    <w:bookmarkStart w:id="17" w:name="full-voiceover"/>
+    <w:bookmarkEnd w:id="18"/>
+    <w:bookmarkEnd w:id="19"/>
+    <w:bookmarkStart w:id="20" w:name="full-voiceover"/>
     <w:p>
       <w:pPr>
         <w:pStyle w:val="Heading2"/>
@@ -1052,7 +1836,7 @@
         <w:pStyle w:val="BlockText"/>
       </w:pPr>
       <w:r>
-        <w:t xml:space="preserve">Imagine being able to exchange what you offer for the things you need. That's the idea behind Cosmo-Local Credit.</w:t>
+        <w:t xml:space="preserve">Dr. Amina provides medical care. Kofi grows fresh food. Each needs something the other can offer. Cosmo-Local Credit helps them connect.</w:t>
       </w:r>
     </w:p>
     <w:p>
@@ -1060,7 +1844,7 @@
         <w:pStyle w:val="BlockText"/>
       </w:pPr>
       <w:r>
-        <w:t xml:space="preserve">Say you're a carpenter. You create a voucher for your work—much like your own gift card. Create one hundred and state that each represents one shilling toward eligible services. Ten can represent ten shillings, and half can represent fifty cents. Your first voucher is free to create.</w:t>
+        <w:t xml:space="preserve">Amina creates a Health Care Voucher, and Kofi creates a Food Basket Voucher. Each works much like a gift card from its provider. They also add Offerings that explain what their Vouchers can be used for.</w:t>
       </w:r>
     </w:p>
     <w:p>
@@ -1068,7 +1852,7 @@
         <w:pStyle w:val="BlockText"/>
       </w:pPr>
       <w:r>
-        <w:t xml:space="preserve">Add an Offering that explains the service. Once the voucher and Offering are published, customers can find your voucher on the Market map, read the details, and contact you.</w:t>
+        <w:t xml:space="preserve">Amina prepares her Health Care Pool. She approves and deposits Health Care Vouchers. Then she reviews Kofi's Food Basket Voucher and approves it with a limit on how much the Pool may hold.</w:t>
       </w:r>
     </w:p>
     <w:p>
@@ -1076,7 +1860,7 @@
         <w:pStyle w:val="BlockText"/>
       </w:pPr>
       <w:r>
-        <w:t xml:space="preserve">Need apples? Your neighbor has an Apple Voucher. Create a Commitment Pool—a small, curated marketplace. Approve both vouchers, publish the rates and limits, and deposit Carpentry Vouchers for exchange.</w:t>
+        <w:t xml:space="preserve">Amina then publishes a Want. This public request says that she is looking for fresh, locally grown food.</w:t>
       </w:r>
     </w:p>
     <w:p>
@@ -1084,7 +1868,7 @@
         <w:pStyle w:val="BlockText"/>
       </w:pPr>
       <w:r>
-        <w:t xml:space="preserve">Your neighbor swaps Apple Vouchers for available Carpentry Vouchers. The Apple Vouchers enter the Pool. As Pool owner, use Withdraw liquidity to move an available amount to your Wallet. Now each of you can use the received vouchers with their issuer.</w:t>
+        <w:t xml:space="preserve">Kofi finds Amina's request, sees the care she offers, and opens her Pool. It already shows available credit for his Food Basket Voucher. This means the Pool will currently accept it. It is not a loan. Kofi exchanges for enough Health Care Vouchers for a consultation.</w:t>
       </w:r>
     </w:p>
     <w:p>
@@ -1092,17 +1876,33 @@
         <w:pStyle w:val="BlockText"/>
       </w:pPr>
       <w:r>
-        <w:t xml:space="preserve">Add a baker, tailor, or bicycle repairer, and more exchanges become possible. What do you have to offer? Create your first voucher at cosmolocal dot credit. Offer what you have; get what you need.</w:t>
-      </w:r>
-    </w:p>
-    <w:bookmarkEnd w:id="17"/>
-    <w:bookmarkStart w:id="18" w:name="production-notes"/>
+        <w:t xml:space="preserve">Kofi uses the Health Care Voucher contact to arrange an appointment. After receiving care, he selects Redeem and sends the Vouchers back to Amina, who issued them.</w:t>
+      </w:r>
+    </w:p>
+    <w:p>
+      <w:pPr>
+        <w:pStyle w:val="BlockText"/>
+      </w:pPr>
+      <w:r>
+        <w:t xml:space="preserve">Because Amina is ready to provide more care, she offers the returned Vouchers again and exchanges them for Food Basket Vouchers. She redeems those Vouchers and privately requests delivery from Kofi.</w:t>
+      </w:r>
+    </w:p>
+    <w:p>
+      <w:pPr>
+        <w:pStyle w:val="BlockText"/>
+      </w:pPr>
+      <w:r>
+        <w:t xml:space="preserve">What can you offer?</w:t>
+      </w:r>
+    </w:p>
+    <w:bookmarkEnd w:id="20"/>
+    <w:bookmarkStart w:id="21" w:name="production-and-accuracy-notes"/>
     <w:p>
       <w:pPr>
         <w:pStyle w:val="Heading2"/>
       </w:pPr>
       <w:r>
-        <w:t xml:space="preserve">Production notes</w:t>
+        <w:t xml:space="preserve">Production and accuracy notes</w:t>
       </w:r>
     </w:p>
     <w:p>
@@ -1114,7 +1914,7 @@
         </w:numPr>
       </w:pPr>
       <w:r>
-        <w:t xml:space="preserve">This script uses the supplied first-voucher pricing statement. Reconfirm that the first voucher remains free immediately before publication.</w:t>
+        <w:t xml:space="preserve">Use fictional names, contact details, Wallets, and health information. Never expose real passkeys, private keys, recovery material, phone numbers, email addresses, locations, or patient details.</w:t>
       </w:r>
     </w:p>
     <w:p>
@@ -1126,7 +1926,7 @@
         </w:numPr>
       </w:pPr>
       <w:r>
-        <w:t xml:space="preserve">Show the voucher's stated value as part of the issuer's terms. Do not imply that a voucher is cash, guaranteed money, or independently valued by CLC.</w:t>
+        <w:t xml:space="preserve">Keep each browser pane between about 360 and 430 CSS pixels wide. Use isolated browser profiles and do not operate both panes at the same time.</w:t>
       </w:r>
     </w:p>
     <w:p>
@@ -1138,7 +1938,20 @@
         </w:numPr>
       </w:pPr>
       <w:r>
-        <w:t xml:space="preserve">The App supports fractional balances. Make the issuer's terms and the Offering clear about how fractional vouchers are used.</w:t>
+        <w:t xml:space="preserve">Amina must own the demonstration Pool to see</w:t>
+      </w:r>
+      <w:r>
+        <w:t xml:space="preserve"> </w:t>
+      </w:r>
+      <w:r>
+        <w:rPr>
+          <w:b/>
+          <w:bCs/>
+        </w:rPr>
+        <w:t xml:space="preserve">Approve voucher</w:t>
+      </w:r>
+      <w:r>
+        <w:t xml:space="preserve">.</w:t>
       </w:r>
     </w:p>
     <w:p>
@@ -1150,36 +1963,7 @@
         </w:numPr>
       </w:pPr>
       <w:r>
-        <w:t xml:space="preserve">A voucher pin can appear on the Market map after the voucher is published. The specific good or service becomes clear after the issuer separately uses</w:t>
-      </w:r>
-      <w:r>
-        <w:t xml:space="preserve"> </w:t>
-      </w:r>
-      <w:r>
-        <w:rPr>
-          <w:b/>
-          <w:bCs/>
-        </w:rPr>
-        <w:t xml:space="preserve">Add offering</w:t>
-      </w:r>
-      <w:r>
-        <w:t xml:space="preserve"> </w:t>
-      </w:r>
-      <w:r>
-        <w:t xml:space="preserve">and</w:t>
-      </w:r>
-      <w:r>
-        <w:t xml:space="preserve"> </w:t>
-      </w:r>
-      <w:r>
-        <w:rPr>
-          <w:b/>
-          <w:bCs/>
-        </w:rPr>
-        <w:t xml:space="preserve">Publish offering</w:t>
-      </w:r>
-      <w:r>
-        <w:t xml:space="preserve">. Do not show an Offering appearing merely because the voucher was created.</w:t>
+        <w:t xml:space="preserve">Amina reviews the public Food Basket Voucher, its issuer, terms, and Offering before approving it. This can be shown as an earlier local connection or a Market discovery; the Want is what later tells Kofi that Amina currently needs food.</w:t>
       </w:r>
     </w:p>
     <w:p>
@@ -1191,39 +1975,22 @@
         </w:numPr>
       </w:pPr>
       <w:r>
-        <w:t xml:space="preserve">Use</w:t>
-      </w:r>
-      <w:r>
-        <w:t xml:space="preserve"> </w:t>
-      </w:r>
-      <w:r>
-        <w:rPr>
-          <w:b/>
-          <w:bCs/>
-        </w:rPr>
-        <w:t xml:space="preserve">Commitment Pool</w:t>
-      </w:r>
-      <w:r>
-        <w:t xml:space="preserve"> </w:t>
-      </w:r>
-      <w:r>
-        <w:t xml:space="preserve">on first reference and</w:t>
-      </w:r>
-      <w:r>
-        <w:t xml:space="preserve"> </w:t>
-      </w:r>
-      <w:r>
-        <w:rPr>
-          <w:b/>
-          <w:bCs/>
-        </w:rPr>
-        <w:t xml:space="preserve">Pool</w:t>
-      </w:r>
-      <w:r>
-        <w:t xml:space="preserve"> </w:t>
-      </w:r>
-      <w:r>
-        <w:t xml:space="preserve">afterward. A Pool is curated: the Pool Steward must approve each voucher and publish its rate, credit limit, fees, and rules.</w:t>
+        <w:t xml:space="preserve">The Pool must approve Health Care Voucher and hold enough</w:t>
+      </w:r>
+      <w:r>
+        <w:t xml:space="preserve"> </w:t>
+      </w:r>
+      <w:r>
+        <w:rPr>
+          <w:rStyle w:val="VerbatimChar"/>
+        </w:rPr>
+        <w:t xml:space="preserve">MED</w:t>
+      </w:r>
+      <w:r>
+        <w:t xml:space="preserve"> </w:t>
+      </w:r>
+      <w:r>
+        <w:t xml:space="preserve">before Kofi swaps. Approval alone adds no inventory.</w:t>
       </w:r>
     </w:p>
     <w:p>
@@ -1235,7 +2002,78 @@
         </w:numPr>
       </w:pPr>
       <w:r>
-        <w:t xml:space="preserve">The Pool must hold Carpentry Voucher inventory before the apple grower can receive it in a swap. Apple Vouchers enter the Pool as the swap input.</w:t>
+        <w:t xml:space="preserve">The</w:t>
+      </w:r>
+      <w:r>
+        <w:t xml:space="preserve"> </w:t>
+      </w:r>
+      <w:r>
+        <w:rPr>
+          <w:rStyle w:val="VerbatimChar"/>
+        </w:rPr>
+        <w:t xml:space="preserve">USD 200</w:t>
+      </w:r>
+      <w:r>
+        <w:t xml:space="preserve"> </w:t>
+      </w:r>
+      <w:r>
+        <w:rPr>
+          <w:b/>
+          <w:bCs/>
+        </w:rPr>
+        <w:t xml:space="preserve">Credit limit</w:t>
+      </w:r>
+      <w:r>
+        <w:t xml:space="preserve"> </w:t>
+      </w:r>
+      <w:r>
+        <w:t xml:space="preserve">caps how much Food Basket Voucher value the Pool may hold at one time. The</w:t>
+      </w:r>
+      <w:r>
+        <w:t xml:space="preserve"> </w:t>
+      </w:r>
+      <w:r>
+        <w:rPr>
+          <w:b/>
+          <w:bCs/>
+        </w:rPr>
+        <w:t xml:space="preserve">Credit</w:t>
+      </w:r>
+      <w:r>
+        <w:t xml:space="preserve"> </w:t>
+      </w:r>
+      <w:r>
+        <w:t xml:space="preserve">tab may show</w:t>
+      </w:r>
+      <w:r>
+        <w:t xml:space="preserve"> </w:t>
+      </w:r>
+      <w:r>
+        <w:rPr>
+          <w:rStyle w:val="VerbatimChar"/>
+        </w:rPr>
+        <w:t xml:space="preserve">200.00 of 200.00 USD available credit</w:t>
+      </w:r>
+      <w:r>
+        <w:t xml:space="preserve"> </w:t>
+      </w:r>
+      <w:r>
+        <w:t xml:space="preserve">before any</w:t>
+      </w:r>
+      <w:r>
+        <w:t xml:space="preserve"> </w:t>
+      </w:r>
+      <w:r>
+        <w:rPr>
+          <w:rStyle w:val="VerbatimChar"/>
+        </w:rPr>
+        <w:t xml:space="preserve">FOOD</w:t>
+      </w:r>
+      <w:r>
+        <w:t xml:space="preserve"> </w:t>
+      </w:r>
+      <w:r>
+        <w:t xml:space="preserve">enters the Pool. This is exchange capacity, not cash, a personal loan, or guaranteed purchasing power.</w:t>
       </w:r>
     </w:p>
     <w:p>
@@ -1247,20 +2085,52 @@
         </w:numPr>
       </w:pPr>
       <w:r>
-        <w:t xml:space="preserve">Only an authorized Pool owner sees</w:t>
-      </w:r>
-      <w:r>
-        <w:t xml:space="preserve"> </w:t>
-      </w:r>
-      <w:r>
-        <w:rPr>
-          <w:b/>
-          <w:bCs/>
-        </w:rPr>
-        <w:t xml:space="preserve">Withdraw liquidity</w:t>
-      </w:r>
-      <w:r>
-        <w:t xml:space="preserve">. Withdrawing available inventory can reduce what remains available for later swaps.</w:t>
+        <w:t xml:space="preserve">Amina's Want can show her public</w:t>
+      </w:r>
+      <w:r>
+        <w:t xml:space="preserve"> </w:t>
+      </w:r>
+      <w:r>
+        <w:rPr>
+          <w:b/>
+          <w:bCs/>
+        </w:rPr>
+        <w:t xml:space="preserve">Vouchers</w:t>
+      </w:r>
+      <w:r>
+        <w:t xml:space="preserve"> </w:t>
+      </w:r>
+      <w:r>
+        <w:t xml:space="preserve">and</w:t>
+      </w:r>
+      <w:r>
+        <w:t xml:space="preserve"> </w:t>
+      </w:r>
+      <w:r>
+        <w:rPr>
+          <w:b/>
+          <w:bCs/>
+        </w:rPr>
+        <w:t xml:space="preserve">Creditable pools</w:t>
+      </w:r>
+      <w:r>
+        <w:t xml:space="preserve">. Kofi opens the Pool and checks its</w:t>
+      </w:r>
+      <w:r>
+        <w:t xml:space="preserve"> </w:t>
+      </w:r>
+      <w:r>
+        <w:rPr>
+          <w:b/>
+          <w:bCs/>
+        </w:rPr>
+        <w:t xml:space="preserve">Credit</w:t>
+      </w:r>
+      <w:r>
+        <w:t xml:space="preserve"> </w:t>
+      </w:r>
+      <w:r>
+        <w:t xml:space="preserve">tab to see the separate available credit for his Food Basket Voucher.</w:t>
       </w:r>
     </w:p>
     <w:p>
@@ -1272,11 +2142,287 @@
         </w:numPr>
       </w:pPr>
       <w:r>
-        <w:t xml:space="preserve">Keep visible App labels in the language of the finished video. Do not expose private wallet, passkey, or recovery information.</w:t>
-      </w:r>
-    </w:p>
-    <w:bookmarkEnd w:id="18"/>
-    <w:bookmarkEnd w:id="19"/>
+        <w:t xml:space="preserve">Let the App display its live rate and fees. Adjust Kofi's input until</w:t>
+      </w:r>
+      <w:r>
+        <w:t xml:space="preserve"> </w:t>
+      </w:r>
+      <w:r>
+        <w:rPr>
+          <w:b/>
+          <w:bCs/>
+        </w:rPr>
+        <w:t xml:space="preserve">You receive</w:t>
+      </w:r>
+      <w:r>
+        <w:t xml:space="preserve"> </w:t>
+      </w:r>
+      <w:r>
+        <w:t xml:space="preserve">is at least</w:t>
+      </w:r>
+      <w:r>
+        <w:t xml:space="preserve"> </w:t>
+      </w:r>
+      <w:r>
+        <w:rPr>
+          <w:rStyle w:val="VerbatimChar"/>
+        </w:rPr>
+        <w:t xml:space="preserve">120 MED</w:t>
+      </w:r>
+      <w:r>
+        <w:t xml:space="preserve">; do not promise a one-for-one result after fees.</w:t>
+      </w:r>
+    </w:p>
+    <w:p>
+      <w:pPr>
+        <w:pStyle w:val="Compact"/>
+        <w:numPr>
+          <w:ilvl w:val="0"/>
+          <w:numId w:val="1003"/>
+        </w:numPr>
+      </w:pPr>
+      <w:r>
+        <w:rPr>
+          <w:b/>
+          <w:bCs/>
+        </w:rPr>
+        <w:t xml:space="preserve">Redeem</w:t>
+      </w:r>
+      <w:r>
+        <w:t xml:space="preserve"> </w:t>
+      </w:r>
+      <w:r>
+        <w:t xml:space="preserve">prefills the verified issuer as</w:t>
+      </w:r>
+      <w:r>
+        <w:t xml:space="preserve"> </w:t>
+      </w:r>
+      <w:r>
+        <w:rPr>
+          <w:b/>
+          <w:bCs/>
+        </w:rPr>
+        <w:t xml:space="preserve">Recipient</w:t>
+      </w:r>
+      <w:r>
+        <w:t xml:space="preserve"> </w:t>
+      </w:r>
+      <w:r>
+        <w:t xml:space="preserve">in the ordinary send flow. The holder selects</w:t>
+      </w:r>
+      <w:r>
+        <w:t xml:space="preserve"> </w:t>
+      </w:r>
+      <w:r>
+        <w:rPr>
+          <w:b/>
+          <w:bCs/>
+        </w:rPr>
+        <w:t xml:space="preserve">Send</w:t>
+      </w:r>
+      <w:r>
+        <w:t xml:space="preserve">, reviews</w:t>
+      </w:r>
+      <w:r>
+        <w:t xml:space="preserve"> </w:t>
+      </w:r>
+      <w:r>
+        <w:rPr>
+          <w:b/>
+          <w:bCs/>
+        </w:rPr>
+        <w:t xml:space="preserve">Confirm send</w:t>
+      </w:r>
+      <w:r>
+        <w:t xml:space="preserve">, completes</w:t>
+      </w:r>
+      <w:r>
+        <w:t xml:space="preserve"> </w:t>
+      </w:r>
+      <w:r>
+        <w:rPr>
+          <w:b/>
+          <w:bCs/>
+        </w:rPr>
+        <w:t xml:space="preserve">Confirm and send</w:t>
+      </w:r>
+      <w:r>
+        <w:t xml:space="preserve">, and reaches the</w:t>
+      </w:r>
+      <w:r>
+        <w:t xml:space="preserve"> </w:t>
+      </w:r>
+      <w:r>
+        <w:rPr>
+          <w:b/>
+          <w:bCs/>
+        </w:rPr>
+        <w:t xml:space="preserve">Sent</w:t>
+      </w:r>
+      <w:r>
+        <w:t xml:space="preserve"> </w:t>
+      </w:r>
+      <w:r>
+        <w:t xml:space="preserve">receipt.</w:t>
+      </w:r>
+    </w:p>
+    <w:p>
+      <w:pPr>
+        <w:pStyle w:val="Compact"/>
+        <w:numPr>
+          <w:ilvl w:val="0"/>
+          <w:numId w:val="1003"/>
+        </w:numPr>
+      </w:pPr>
+      <w:r>
+        <w:t xml:space="preserve">When Amina offers the returned</w:t>
+      </w:r>
+      <w:r>
+        <w:t xml:space="preserve"> </w:t>
+      </w:r>
+      <w:r>
+        <w:rPr>
+          <w:rStyle w:val="VerbatimChar"/>
+        </w:rPr>
+        <w:t xml:space="preserve">MED</w:t>
+      </w:r>
+      <w:r>
+        <w:t xml:space="preserve"> </w:t>
+      </w:r>
+      <w:r>
+        <w:t xml:space="preserve">again, she is renewing her commitment to provide future care. Make that explicit so viewers do not think fulfilled care is being counted twice.</w:t>
+      </w:r>
+    </w:p>
+    <w:p>
+      <w:pPr>
+        <w:pStyle w:val="Compact"/>
+        <w:numPr>
+          <w:ilvl w:val="0"/>
+          <w:numId w:val="1003"/>
+        </w:numPr>
+      </w:pPr>
+      <w:r>
+        <w:t xml:space="preserve">After Amina redeems</w:t>
+      </w:r>
+      <w:r>
+        <w:t xml:space="preserve"> </w:t>
+      </w:r>
+      <w:r>
+        <w:rPr>
+          <w:rStyle w:val="VerbatimChar"/>
+        </w:rPr>
+        <w:t xml:space="preserve">FOOD</w:t>
+      </w:r>
+      <w:r>
+        <w:t xml:space="preserve">, the receipt can show</w:t>
+      </w:r>
+      <w:r>
+        <w:t xml:space="preserve"> </w:t>
+      </w:r>
+      <w:r>
+        <w:rPr>
+          <w:b/>
+          <w:bCs/>
+        </w:rPr>
+        <w:t xml:space="preserve">Add a message or place an order</w:t>
+      </w:r>
+      <w:r>
+        <w:t xml:space="preserve"> </w:t>
+      </w:r>
+      <w:r>
+        <w:t xml:space="preserve">because Kofi is the verified Voucher issuer and has a published Offering. Under</w:t>
+      </w:r>
+      <w:r>
+        <w:t xml:space="preserve"> </w:t>
+      </w:r>
+      <w:r>
+        <w:rPr>
+          <w:b/>
+          <w:bCs/>
+        </w:rPr>
+        <w:t xml:space="preserve">Order (optional)</w:t>
+      </w:r>
+      <w:r>
+        <w:t xml:space="preserve">, select</w:t>
+      </w:r>
+      <w:r>
+        <w:t xml:space="preserve"> </w:t>
+      </w:r>
+      <w:r>
+        <w:rPr>
+          <w:b/>
+          <w:bCs/>
+        </w:rPr>
+        <w:t xml:space="preserve">Fresh food basket</w:t>
+      </w:r>
+      <w:r>
+        <w:t xml:space="preserve">, enter the delivery request, choose</w:t>
+      </w:r>
+      <w:r>
+        <w:t xml:space="preserve"> </w:t>
+      </w:r>
+      <w:r>
+        <w:rPr>
+          <w:b/>
+          <w:bCs/>
+        </w:rPr>
+        <w:t xml:space="preserve">Location</w:t>
+      </w:r>
+      <w:r>
+        <w:t xml:space="preserve">, and select</w:t>
+      </w:r>
+      <w:r>
+        <w:t xml:space="preserve"> </w:t>
+      </w:r>
+      <w:r>
+        <w:rPr>
+          <w:b/>
+          <w:bCs/>
+        </w:rPr>
+        <w:t xml:space="preserve">Share</w:t>
+      </w:r>
+      <w:r>
+        <w:t xml:space="preserve">. The App states that the order is shared as a private message and does not change the Voucher amount already sent.</w:t>
+      </w:r>
+    </w:p>
+    <w:p>
+      <w:pPr>
+        <w:pStyle w:val="Compact"/>
+        <w:numPr>
+          <w:ilvl w:val="0"/>
+          <w:numId w:val="1003"/>
+        </w:numPr>
+      </w:pPr>
+      <w:r>
+        <w:t xml:space="preserve">The private message requests delivery; it does not confirm that Kofi accepted or completed it.</w:t>
+      </w:r>
+    </w:p>
+    <w:p>
+      <w:pPr>
+        <w:pStyle w:val="Compact"/>
+        <w:numPr>
+          <w:ilvl w:val="0"/>
+          <w:numId w:val="1003"/>
+        </w:numPr>
+      </w:pPr>
+      <w:r>
+        <w:t xml:space="preserve">Appointment booking, medical care, and food delivery happen directly between Amina and Kofi. Do not present the App as a medical provider, seller, guarantor, or delivery service.</w:t>
+      </w:r>
+    </w:p>
+    <w:p>
+      <w:pPr>
+        <w:pStyle w:val="Compact"/>
+        <w:numPr>
+          <w:ilvl w:val="0"/>
+          <w:numId w:val="1003"/>
+        </w:numPr>
+      </w:pPr>
+      <w:r>
+        <w:t xml:space="preserve">Keep visible App labels in the language of the finished video. The spoken lines are short and self-contained for later translation.</w:t>
+      </w:r>
+    </w:p>
+    <w:bookmarkEnd w:id="21"/>
+    <w:bookmarkEnd w:id="22"/>
     <w:sectPr>
       <w:footnotePr>
         <w:numRestart w:val="eachSect"/>
